--- a/E-Voting_FYP_Documentation first 4 Chapters.docx
+++ b/E-Voting_FYP_Documentation first 4 Chapters.docx
@@ -56,7 +56,14 @@
         </w:rPr>
       </w:pPr>
       <w:r>
-        <w:rPr/>
+        <w:rPr>
+          <w:rFonts w:eastAsia="Arial" w:cs="Arial"/>
+          <w:i/>
+          <w:iCs/>
+          <w:color w:val="1C7293"/>
+          <w:sz w:val="24"/>
+          <w:szCs w:val="24"/>
+        </w:rPr>
       </w:r>
     </w:p>
     <w:p>
@@ -75,7 +82,14 @@
         </w:rPr>
       </w:pPr>
       <w:r>
-        <w:rPr/>
+        <w:rPr>
+          <w:rFonts w:eastAsia="Arial" w:cs="Arial"/>
+          <w:i/>
+          <w:iCs/>
+          <w:color w:val="1C7293"/>
+          <w:sz w:val="24"/>
+          <w:szCs w:val="24"/>
+        </w:rPr>
         <w:drawing>
           <wp:anchor behindDoc="0" distT="0" distB="0" distL="114300" distR="114300" simplePos="0" locked="0" layoutInCell="0" allowOverlap="1" relativeHeight="12">
             <wp:simplePos x="0" y="0"/>
@@ -89,26 +103,26 @@
             <wp:effectExtent l="0" t="0" r="0" b="0"/>
             <wp:wrapTight wrapText="bothSides">
               <wp:wrapPolygon edited="0">
-                <wp:start x="3108" y="727"/>
-                <wp:lineTo x="2026" y="1758"/>
-                <wp:lineTo x="944" y="4365"/>
-                <wp:lineTo x="1064" y="5457"/>
-                <wp:lineTo x="631" y="6246"/>
-                <wp:lineTo x="415" y="9610"/>
-                <wp:lineTo x="415" y="10156"/>
-                <wp:lineTo x="944" y="13825"/>
-                <wp:lineTo x="1713" y="17979"/>
-                <wp:lineTo x="1810" y="20587"/>
-                <wp:lineTo x="5801" y="20587"/>
-                <wp:lineTo x="5801" y="17979"/>
-                <wp:lineTo x="8086" y="17979"/>
-                <wp:lineTo x="19940" y="14583"/>
-                <wp:lineTo x="20060" y="9610"/>
-                <wp:lineTo x="21142" y="5669"/>
-                <wp:lineTo x="21359" y="4365"/>
-                <wp:lineTo x="18762" y="3607"/>
-                <wp:lineTo x="8086" y="727"/>
-                <wp:lineTo x="3108" y="727"/>
+                <wp:start x="3085" y="636"/>
+                <wp:lineTo x="2002" y="1666"/>
+                <wp:lineTo x="920" y="4305"/>
+                <wp:lineTo x="1040" y="5397"/>
+                <wp:lineTo x="608" y="6154"/>
+                <wp:lineTo x="391" y="9550"/>
+                <wp:lineTo x="391" y="10096"/>
+                <wp:lineTo x="920" y="13765"/>
+                <wp:lineTo x="1690" y="17889"/>
+                <wp:lineTo x="1785" y="20526"/>
+                <wp:lineTo x="5777" y="20526"/>
+                <wp:lineTo x="5777" y="17889"/>
+                <wp:lineTo x="8061" y="17889"/>
+                <wp:lineTo x="19916" y="14523"/>
+                <wp:lineTo x="20036" y="9550"/>
+                <wp:lineTo x="21118" y="5608"/>
+                <wp:lineTo x="21334" y="4305"/>
+                <wp:lineTo x="18738" y="3547"/>
+                <wp:lineTo x="8061" y="636"/>
+                <wp:lineTo x="3085" y="636"/>
               </wp:wrapPolygon>
             </wp:wrapTight>
             <wp:docPr id="1" name="Picture 1" descr="C:\Users\Dell-Precision\Desktop\Naeem's Work\Corel Work\logo\UMT-Logo.png"/>
@@ -163,7 +177,14 @@
         </w:rPr>
       </w:pPr>
       <w:r>
-        <w:rPr/>
+        <w:rPr>
+          <w:rFonts w:eastAsia="Arial" w:cs="Arial"/>
+          <w:i/>
+          <w:iCs/>
+          <w:color w:val="1C7293"/>
+          <w:sz w:val="24"/>
+          <w:szCs w:val="24"/>
+        </w:rPr>
       </w:r>
     </w:p>
     <w:p>
@@ -182,7 +203,14 @@
         </w:rPr>
       </w:pPr>
       <w:r>
-        <w:rPr/>
+        <w:rPr>
+          <w:rFonts w:eastAsia="Arial" w:cs="Arial"/>
+          <w:i/>
+          <w:iCs/>
+          <w:color w:val="1C7293"/>
+          <w:sz w:val="24"/>
+          <w:szCs w:val="24"/>
+        </w:rPr>
       </w:r>
     </w:p>
     <w:p>
@@ -201,7 +229,14 @@
         </w:rPr>
       </w:pPr>
       <w:r>
-        <w:rPr/>
+        <w:rPr>
+          <w:rFonts w:eastAsia="Arial" w:cs="Arial"/>
+          <w:i/>
+          <w:iCs/>
+          <w:color w:val="1C7293"/>
+          <w:sz w:val="24"/>
+          <w:szCs w:val="24"/>
+        </w:rPr>
       </w:r>
     </w:p>
     <w:p>
@@ -220,7 +255,14 @@
         </w:rPr>
       </w:pPr>
       <w:r>
-        <w:rPr/>
+        <w:rPr>
+          <w:rFonts w:eastAsia="Arial" w:cs="Arial"/>
+          <w:i/>
+          <w:iCs/>
+          <w:color w:val="1C7293"/>
+          <w:sz w:val="24"/>
+          <w:szCs w:val="24"/>
+        </w:rPr>
       </w:r>
     </w:p>
     <w:p>
@@ -237,7 +279,13 @@
         </w:rPr>
       </w:pPr>
       <w:r>
-        <w:rPr/>
+        <w:rPr>
+          <w:rFonts w:eastAsia="Arial" w:cs="Arial"/>
+          <w:b/>
+          <w:bCs/>
+          <w:sz w:val="24"/>
+          <w:szCs w:val="24"/>
+        </w:rPr>
       </w:r>
     </w:p>
     <w:p>
@@ -254,17 +302,6 @@
         </w:rPr>
       </w:pPr>
       <w:r>
-        <w:rPr/>
-      </w:r>
-    </w:p>
-    <w:p>
-      <w:pPr>
-        <w:pStyle w:val="Normal"/>
-        <w:spacing w:before="0" w:after="60"/>
-        <w:jc w:val="center"/>
-        <w:rPr/>
-      </w:pPr>
-      <w:r>
         <w:rPr>
           <w:rFonts w:eastAsia="Arial" w:cs="Arial"/>
           <w:b/>
@@ -272,6 +309,23 @@
           <w:sz w:val="24"/>
           <w:szCs w:val="24"/>
         </w:rPr>
+      </w:r>
+    </w:p>
+    <w:p>
+      <w:pPr>
+        <w:pStyle w:val="Normal"/>
+        <w:spacing w:before="0" w:after="60"/>
+        <w:jc w:val="center"/>
+        <w:rPr/>
+      </w:pPr>
+      <w:r>
+        <w:rPr>
+          <w:rFonts w:eastAsia="Arial" w:cs="Arial"/>
+          <w:b/>
+          <w:bCs/>
+          <w:sz w:val="24"/>
+          <w:szCs w:val="24"/>
+        </w:rPr>
         <w:t>Submitted By</w:t>
       </w:r>
     </w:p>
@@ -335,7 +389,11 @@
         </w:rPr>
       </w:pPr>
       <w:r>
-        <w:rPr/>
+        <w:rPr>
+          <w:rFonts w:eastAsia="Arial" w:cs="Arial"/>
+          <w:sz w:val="22"/>
+          <w:szCs w:val="22"/>
+        </w:rPr>
       </w:r>
     </w:p>
     <w:p>
@@ -349,29 +407,33 @@
         </w:rPr>
       </w:pPr>
       <w:r>
-        <w:rPr/>
-      </w:r>
-    </w:p>
-    <w:p>
-      <w:pPr>
-        <w:pStyle w:val="Normal"/>
-        <w:jc w:val="center"/>
         <w:rPr>
           <w:b/>
           <w:sz w:val="24"/>
           <w:szCs w:val="24"/>
         </w:rPr>
-      </w:pPr>
-      <w:bookmarkStart w:id="0" w:name="_Toc408224644"/>
-      <w:bookmarkStart w:id="1" w:name="_Toc408224576"/>
-      <w:bookmarkStart w:id="2" w:name="_Toc408224324"/>
-      <w:r>
-        <w:rPr>
-          <w:rFonts w:eastAsia="Arial" w:cs="Arial"/>
+      </w:r>
+    </w:p>
+    <w:p>
+      <w:pPr>
+        <w:pStyle w:val="Normal"/>
+        <w:jc w:val="center"/>
+        <w:rPr>
           <w:b/>
           <w:sz w:val="24"/>
           <w:szCs w:val="24"/>
         </w:rPr>
+      </w:pPr>
+      <w:bookmarkStart w:id="0" w:name="_Toc408224324"/>
+      <w:bookmarkStart w:id="1" w:name="_Toc408224576"/>
+      <w:bookmarkStart w:id="2" w:name="_Toc408224644"/>
+      <w:r>
+        <w:rPr>
+          <w:rFonts w:eastAsia="Arial" w:cs="Arial"/>
+          <w:b/>
+          <w:sz w:val="24"/>
+          <w:szCs w:val="24"/>
+        </w:rPr>
         <w:t>Session</w:t>
       </w:r>
       <w:bookmarkEnd w:id="0"/>
@@ -406,7 +468,11 @@
         </w:rPr>
       </w:pPr>
       <w:r>
-        <w:rPr/>
+        <w:rPr>
+          <w:rFonts w:eastAsia="Arial" w:cs="Arial"/>
+          <w:sz w:val="22"/>
+          <w:szCs w:val="22"/>
+        </w:rPr>
       </w:r>
     </w:p>
     <w:p>
@@ -422,7 +488,12 @@
         </w:rPr>
       </w:pPr>
       <w:r>
-        <w:rPr/>
+        <w:rPr>
+          <w:rFonts w:eastAsia="Arial" w:cs="Arial"/>
+          <w:b/>
+          <w:sz w:val="22"/>
+          <w:szCs w:val="22"/>
+        </w:rPr>
       </w:r>
     </w:p>
     <w:p>
@@ -471,7 +542,11 @@
         </w:rPr>
       </w:pPr>
       <w:r>
-        <w:rPr/>
+        <w:rPr>
+          <w:rFonts w:eastAsia="Arial" w:cs="Arial"/>
+          <w:sz w:val="22"/>
+          <w:szCs w:val="22"/>
+        </w:rPr>
       </w:r>
     </w:p>
     <w:p>
@@ -486,7 +561,11 @@
         </w:rPr>
       </w:pPr>
       <w:r>
-        <w:rPr/>
+        <w:rPr>
+          <w:rFonts w:eastAsia="Arial" w:cs="Arial"/>
+          <w:sz w:val="22"/>
+          <w:szCs w:val="22"/>
+        </w:rPr>
       </w:r>
     </w:p>
     <w:p>
@@ -4738,7 +4817,7 @@
         <w:pStyle w:val="ListParagraph"/>
         <w:numPr>
           <w:ilvl w:val="0"/>
-          <w:numId w:val="4"/>
+          <w:numId w:val="6"/>
         </w:numPr>
         <w:spacing w:lineRule="exact" w:line="268" w:before="0" w:after="80"/>
         <w:jc w:val="both"/>
@@ -4756,7 +4835,7 @@
         <w:pStyle w:val="ListParagraph"/>
         <w:numPr>
           <w:ilvl w:val="0"/>
-          <w:numId w:val="1"/>
+          <w:numId w:val="7"/>
         </w:numPr>
         <w:spacing w:lineRule="exact" w:line="268" w:before="0" w:after="80"/>
         <w:jc w:val="both"/>
@@ -4774,7 +4853,7 @@
         <w:pStyle w:val="ListParagraph"/>
         <w:numPr>
           <w:ilvl w:val="0"/>
-          <w:numId w:val="1"/>
+          <w:numId w:val="8"/>
         </w:numPr>
         <w:spacing w:lineRule="exact" w:line="268" w:before="0" w:after="80"/>
         <w:jc w:val="both"/>
@@ -4792,7 +4871,7 @@
         <w:pStyle w:val="ListParagraph"/>
         <w:numPr>
           <w:ilvl w:val="0"/>
-          <w:numId w:val="1"/>
+          <w:numId w:val="9"/>
         </w:numPr>
         <w:spacing w:lineRule="exact" w:line="268" w:before="0" w:after="80"/>
         <w:jc w:val="both"/>
@@ -4810,7 +4889,7 @@
         <w:pStyle w:val="ListParagraph"/>
         <w:numPr>
           <w:ilvl w:val="0"/>
-          <w:numId w:val="1"/>
+          <w:numId w:val="10"/>
         </w:numPr>
         <w:spacing w:lineRule="exact" w:line="268" w:before="0" w:after="80"/>
         <w:jc w:val="both"/>
@@ -4828,7 +4907,7 @@
         <w:pStyle w:val="ListParagraph"/>
         <w:numPr>
           <w:ilvl w:val="0"/>
-          <w:numId w:val="1"/>
+          <w:numId w:val="11"/>
         </w:numPr>
         <w:spacing w:lineRule="exact" w:line="268" w:before="0" w:after="80"/>
         <w:jc w:val="both"/>
@@ -4956,7 +5035,7 @@
         <w:pStyle w:val="ListParagraph"/>
         <w:numPr>
           <w:ilvl w:val="0"/>
-          <w:numId w:val="5"/>
+          <w:numId w:val="12"/>
         </w:numPr>
         <w:spacing w:lineRule="exact" w:line="268" w:before="0" w:after="80"/>
         <w:jc w:val="both"/>
@@ -4982,7 +5061,7 @@
         <w:pStyle w:val="ListParagraph"/>
         <w:numPr>
           <w:ilvl w:val="0"/>
-          <w:numId w:val="2"/>
+          <w:numId w:val="13"/>
         </w:numPr>
         <w:spacing w:lineRule="exact" w:line="268" w:before="0" w:after="80"/>
         <w:jc w:val="both"/>
@@ -5008,7 +5087,7 @@
         <w:pStyle w:val="ListParagraph"/>
         <w:numPr>
           <w:ilvl w:val="0"/>
-          <w:numId w:val="2"/>
+          <w:numId w:val="14"/>
         </w:numPr>
         <w:spacing w:lineRule="exact" w:line="268" w:before="0" w:after="80"/>
         <w:jc w:val="both"/>
@@ -5066,7 +5145,7 @@
         <w:pStyle w:val="ListParagraph"/>
         <w:numPr>
           <w:ilvl w:val="0"/>
-          <w:numId w:val="2"/>
+          <w:numId w:val="15"/>
         </w:numPr>
         <w:spacing w:lineRule="exact" w:line="268" w:before="0" w:after="80"/>
         <w:jc w:val="both"/>
@@ -5084,7 +5163,7 @@
         <w:pStyle w:val="ListParagraph"/>
         <w:numPr>
           <w:ilvl w:val="0"/>
-          <w:numId w:val="2"/>
+          <w:numId w:val="16"/>
         </w:numPr>
         <w:spacing w:lineRule="exact" w:line="268" w:before="0" w:after="80"/>
         <w:jc w:val="both"/>
@@ -5102,7 +5181,7 @@
         <w:pStyle w:val="ListParagraph"/>
         <w:numPr>
           <w:ilvl w:val="0"/>
-          <w:numId w:val="2"/>
+          <w:numId w:val="17"/>
         </w:numPr>
         <w:spacing w:lineRule="exact" w:line="268" w:before="0" w:after="80"/>
         <w:jc w:val="both"/>
@@ -5120,7 +5199,7 @@
         <w:pStyle w:val="ListParagraph"/>
         <w:numPr>
           <w:ilvl w:val="0"/>
-          <w:numId w:val="2"/>
+          <w:numId w:val="18"/>
         </w:numPr>
         <w:spacing w:lineRule="exact" w:line="268" w:before="0" w:after="80"/>
         <w:jc w:val="both"/>
@@ -5138,7 +5217,7 @@
         <w:pStyle w:val="ListParagraph"/>
         <w:numPr>
           <w:ilvl w:val="0"/>
-          <w:numId w:val="2"/>
+          <w:numId w:val="19"/>
         </w:numPr>
         <w:spacing w:lineRule="exact" w:line="268" w:before="0" w:after="80"/>
         <w:jc w:val="both"/>
@@ -5156,7 +5235,7 @@
         <w:pStyle w:val="ListParagraph"/>
         <w:numPr>
           <w:ilvl w:val="0"/>
-          <w:numId w:val="2"/>
+          <w:numId w:val="20"/>
         </w:numPr>
         <w:spacing w:lineRule="exact" w:line="268" w:before="0" w:after="80"/>
         <w:jc w:val="both"/>
@@ -8083,12 +8162,12 @@
         </w:tblCellMar>
       </w:tblPr>
       <w:tblGrid>
-        <w:gridCol w:w="899"/>
-        <w:gridCol w:w="4626"/>
+        <w:gridCol w:w="898"/>
+        <w:gridCol w:w="4627"/>
         <w:gridCol w:w="1000"/>
         <w:gridCol w:w="900"/>
-        <w:gridCol w:w="801"/>
-        <w:gridCol w:w="799"/>
+        <w:gridCol w:w="802"/>
+        <w:gridCol w:w="798"/>
       </w:tblGrid>
       <w:tr>
         <w:trPr>
@@ -8096,7 +8175,7 @@
         </w:trPr>
         <w:tc>
           <w:tcPr>
-            <w:tcW w:w="899" w:type="dxa"/>
+            <w:tcW w:w="898" w:type="dxa"/>
             <w:tcBorders>
               <w:top w:val="single" w:sz="2" w:space="0" w:color="AEBFCC"/>
               <w:left w:val="single" w:sz="2" w:space="0" w:color="AEBFCC"/>
@@ -8128,7 +8207,7 @@
         </w:tc>
         <w:tc>
           <w:tcPr>
-            <w:tcW w:w="4626" w:type="dxa"/>
+            <w:tcW w:w="4627" w:type="dxa"/>
             <w:tcBorders>
               <w:top w:val="single" w:sz="2" w:space="0" w:color="AEBFCC"/>
               <w:left w:val="single" w:sz="2" w:space="0" w:color="AEBFCC"/>
@@ -8224,7 +8303,7 @@
         </w:tc>
         <w:tc>
           <w:tcPr>
-            <w:tcW w:w="801" w:type="dxa"/>
+            <w:tcW w:w="802" w:type="dxa"/>
             <w:tcBorders>
               <w:top w:val="single" w:sz="2" w:space="0" w:color="AEBFCC"/>
               <w:left w:val="single" w:sz="2" w:space="0" w:color="AEBFCC"/>
@@ -8256,7 +8335,7 @@
         </w:tc>
         <w:tc>
           <w:tcPr>
-            <w:tcW w:w="799" w:type="dxa"/>
+            <w:tcW w:w="798" w:type="dxa"/>
             <w:tcBorders>
               <w:top w:val="single" w:sz="2" w:space="0" w:color="AEBFCC"/>
               <w:left w:val="single" w:sz="2" w:space="0" w:color="AEBFCC"/>
@@ -8324,7 +8403,7 @@
         <w:trPr/>
         <w:tc>
           <w:tcPr>
-            <w:tcW w:w="899" w:type="dxa"/>
+            <w:tcW w:w="898" w:type="dxa"/>
             <w:tcBorders>
               <w:top w:val="single" w:sz="2" w:space="0" w:color="AEBFCC"/>
               <w:left w:val="single" w:sz="2" w:space="0" w:color="AEBFCC"/>
@@ -8355,7 +8434,7 @@
         </w:tc>
         <w:tc>
           <w:tcPr>
-            <w:tcW w:w="4626" w:type="dxa"/>
+            <w:tcW w:w="4627" w:type="dxa"/>
             <w:tcBorders>
               <w:top w:val="single" w:sz="2" w:space="0" w:color="AEBFCC"/>
               <w:left w:val="single" w:sz="2" w:space="0" w:color="AEBFCC"/>
@@ -8448,7 +8527,7 @@
         </w:tc>
         <w:tc>
           <w:tcPr>
-            <w:tcW w:w="801" w:type="dxa"/>
+            <w:tcW w:w="802" w:type="dxa"/>
             <w:tcBorders>
               <w:top w:val="single" w:sz="2" w:space="0" w:color="AEBFCC"/>
               <w:left w:val="single" w:sz="2" w:space="0" w:color="AEBFCC"/>
@@ -8479,7 +8558,7 @@
         </w:tc>
         <w:tc>
           <w:tcPr>
-            <w:tcW w:w="799" w:type="dxa"/>
+            <w:tcW w:w="798" w:type="dxa"/>
             <w:tcBorders>
               <w:top w:val="single" w:sz="2" w:space="0" w:color="AEBFCC"/>
               <w:left w:val="single" w:sz="2" w:space="0" w:color="AEBFCC"/>
@@ -8513,7 +8592,7 @@
         <w:trPr/>
         <w:tc>
           <w:tcPr>
-            <w:tcW w:w="899" w:type="dxa"/>
+            <w:tcW w:w="898" w:type="dxa"/>
             <w:tcBorders>
               <w:top w:val="single" w:sz="2" w:space="0" w:color="AEBFCC"/>
               <w:left w:val="single" w:sz="2" w:space="0" w:color="AEBFCC"/>
@@ -8544,7 +8623,7 @@
         </w:tc>
         <w:tc>
           <w:tcPr>
-            <w:tcW w:w="4626" w:type="dxa"/>
+            <w:tcW w:w="4627" w:type="dxa"/>
             <w:tcBorders>
               <w:top w:val="single" w:sz="2" w:space="0" w:color="AEBFCC"/>
               <w:left w:val="single" w:sz="2" w:space="0" w:color="AEBFCC"/>
@@ -8637,7 +8716,7 @@
         </w:tc>
         <w:tc>
           <w:tcPr>
-            <w:tcW w:w="801" w:type="dxa"/>
+            <w:tcW w:w="802" w:type="dxa"/>
             <w:tcBorders>
               <w:top w:val="single" w:sz="2" w:space="0" w:color="AEBFCC"/>
               <w:left w:val="single" w:sz="2" w:space="0" w:color="AEBFCC"/>
@@ -8668,7 +8747,7 @@
         </w:tc>
         <w:tc>
           <w:tcPr>
-            <w:tcW w:w="799" w:type="dxa"/>
+            <w:tcW w:w="798" w:type="dxa"/>
             <w:tcBorders>
               <w:top w:val="single" w:sz="2" w:space="0" w:color="AEBFCC"/>
               <w:left w:val="single" w:sz="2" w:space="0" w:color="AEBFCC"/>
@@ -8702,7 +8781,7 @@
         <w:trPr/>
         <w:tc>
           <w:tcPr>
-            <w:tcW w:w="899" w:type="dxa"/>
+            <w:tcW w:w="898" w:type="dxa"/>
             <w:tcBorders>
               <w:top w:val="single" w:sz="2" w:space="0" w:color="AEBFCC"/>
               <w:left w:val="single" w:sz="2" w:space="0" w:color="AEBFCC"/>
@@ -8733,7 +8812,7 @@
         </w:tc>
         <w:tc>
           <w:tcPr>
-            <w:tcW w:w="4626" w:type="dxa"/>
+            <w:tcW w:w="4627" w:type="dxa"/>
             <w:tcBorders>
               <w:top w:val="single" w:sz="2" w:space="0" w:color="AEBFCC"/>
               <w:left w:val="single" w:sz="2" w:space="0" w:color="AEBFCC"/>
@@ -8826,7 +8905,7 @@
         </w:tc>
         <w:tc>
           <w:tcPr>
-            <w:tcW w:w="801" w:type="dxa"/>
+            <w:tcW w:w="802" w:type="dxa"/>
             <w:tcBorders>
               <w:top w:val="single" w:sz="2" w:space="0" w:color="AEBFCC"/>
               <w:left w:val="single" w:sz="2" w:space="0" w:color="AEBFCC"/>
@@ -8857,7 +8936,7 @@
         </w:tc>
         <w:tc>
           <w:tcPr>
-            <w:tcW w:w="799" w:type="dxa"/>
+            <w:tcW w:w="798" w:type="dxa"/>
             <w:tcBorders>
               <w:top w:val="single" w:sz="2" w:space="0" w:color="AEBFCC"/>
               <w:left w:val="single" w:sz="2" w:space="0" w:color="AEBFCC"/>
@@ -8891,7 +8970,7 @@
         <w:trPr/>
         <w:tc>
           <w:tcPr>
-            <w:tcW w:w="899" w:type="dxa"/>
+            <w:tcW w:w="898" w:type="dxa"/>
             <w:tcBorders>
               <w:top w:val="single" w:sz="2" w:space="0" w:color="AEBFCC"/>
               <w:left w:val="single" w:sz="2" w:space="0" w:color="AEBFCC"/>
@@ -8922,7 +9001,7 @@
         </w:tc>
         <w:tc>
           <w:tcPr>
-            <w:tcW w:w="4626" w:type="dxa"/>
+            <w:tcW w:w="4627" w:type="dxa"/>
             <w:tcBorders>
               <w:top w:val="single" w:sz="2" w:space="0" w:color="AEBFCC"/>
               <w:left w:val="single" w:sz="2" w:space="0" w:color="AEBFCC"/>
@@ -9015,7 +9094,7 @@
         </w:tc>
         <w:tc>
           <w:tcPr>
-            <w:tcW w:w="801" w:type="dxa"/>
+            <w:tcW w:w="802" w:type="dxa"/>
             <w:tcBorders>
               <w:top w:val="single" w:sz="2" w:space="0" w:color="AEBFCC"/>
               <w:left w:val="single" w:sz="2" w:space="0" w:color="AEBFCC"/>
@@ -9046,7 +9125,7 @@
         </w:tc>
         <w:tc>
           <w:tcPr>
-            <w:tcW w:w="799" w:type="dxa"/>
+            <w:tcW w:w="798" w:type="dxa"/>
             <w:tcBorders>
               <w:top w:val="single" w:sz="2" w:space="0" w:color="AEBFCC"/>
               <w:left w:val="single" w:sz="2" w:space="0" w:color="AEBFCC"/>
@@ -9080,7 +9159,7 @@
         <w:trPr/>
         <w:tc>
           <w:tcPr>
-            <w:tcW w:w="899" w:type="dxa"/>
+            <w:tcW w:w="898" w:type="dxa"/>
             <w:tcBorders>
               <w:top w:val="single" w:sz="2" w:space="0" w:color="AEBFCC"/>
               <w:left w:val="single" w:sz="2" w:space="0" w:color="AEBFCC"/>
@@ -9111,7 +9190,7 @@
         </w:tc>
         <w:tc>
           <w:tcPr>
-            <w:tcW w:w="4626" w:type="dxa"/>
+            <w:tcW w:w="4627" w:type="dxa"/>
             <w:tcBorders>
               <w:top w:val="single" w:sz="2" w:space="0" w:color="AEBFCC"/>
               <w:left w:val="single" w:sz="2" w:space="0" w:color="AEBFCC"/>
@@ -9204,7 +9283,7 @@
         </w:tc>
         <w:tc>
           <w:tcPr>
-            <w:tcW w:w="801" w:type="dxa"/>
+            <w:tcW w:w="802" w:type="dxa"/>
             <w:tcBorders>
               <w:top w:val="single" w:sz="2" w:space="0" w:color="AEBFCC"/>
               <w:left w:val="single" w:sz="2" w:space="0" w:color="AEBFCC"/>
@@ -9235,7 +9314,7 @@
         </w:tc>
         <w:tc>
           <w:tcPr>
-            <w:tcW w:w="799" w:type="dxa"/>
+            <w:tcW w:w="798" w:type="dxa"/>
             <w:tcBorders>
               <w:top w:val="single" w:sz="2" w:space="0" w:color="AEBFCC"/>
               <w:left w:val="single" w:sz="2" w:space="0" w:color="AEBFCC"/>
@@ -9302,7 +9381,7 @@
         <w:trPr/>
         <w:tc>
           <w:tcPr>
-            <w:tcW w:w="899" w:type="dxa"/>
+            <w:tcW w:w="898" w:type="dxa"/>
             <w:tcBorders>
               <w:top w:val="single" w:sz="2" w:space="0" w:color="AEBFCC"/>
               <w:left w:val="single" w:sz="2" w:space="0" w:color="AEBFCC"/>
@@ -9333,7 +9412,7 @@
         </w:tc>
         <w:tc>
           <w:tcPr>
-            <w:tcW w:w="4626" w:type="dxa"/>
+            <w:tcW w:w="4627" w:type="dxa"/>
             <w:tcBorders>
               <w:top w:val="single" w:sz="2" w:space="0" w:color="AEBFCC"/>
               <w:left w:val="single" w:sz="2" w:space="0" w:color="AEBFCC"/>
@@ -9426,7 +9505,7 @@
         </w:tc>
         <w:tc>
           <w:tcPr>
-            <w:tcW w:w="801" w:type="dxa"/>
+            <w:tcW w:w="802" w:type="dxa"/>
             <w:tcBorders>
               <w:top w:val="single" w:sz="2" w:space="0" w:color="AEBFCC"/>
               <w:left w:val="single" w:sz="2" w:space="0" w:color="AEBFCC"/>
@@ -9457,7 +9536,7 @@
         </w:tc>
         <w:tc>
           <w:tcPr>
-            <w:tcW w:w="799" w:type="dxa"/>
+            <w:tcW w:w="798" w:type="dxa"/>
             <w:tcBorders>
               <w:top w:val="single" w:sz="2" w:space="0" w:color="AEBFCC"/>
               <w:left w:val="single" w:sz="2" w:space="0" w:color="AEBFCC"/>
@@ -9491,7 +9570,7 @@
         <w:trPr/>
         <w:tc>
           <w:tcPr>
-            <w:tcW w:w="899" w:type="dxa"/>
+            <w:tcW w:w="898" w:type="dxa"/>
             <w:tcBorders>
               <w:top w:val="single" w:sz="2" w:space="0" w:color="AEBFCC"/>
               <w:left w:val="single" w:sz="2" w:space="0" w:color="AEBFCC"/>
@@ -9522,7 +9601,7 @@
         </w:tc>
         <w:tc>
           <w:tcPr>
-            <w:tcW w:w="4626" w:type="dxa"/>
+            <w:tcW w:w="4627" w:type="dxa"/>
             <w:tcBorders>
               <w:top w:val="single" w:sz="2" w:space="0" w:color="AEBFCC"/>
               <w:left w:val="single" w:sz="2" w:space="0" w:color="AEBFCC"/>
@@ -9615,7 +9694,7 @@
         </w:tc>
         <w:tc>
           <w:tcPr>
-            <w:tcW w:w="801" w:type="dxa"/>
+            <w:tcW w:w="802" w:type="dxa"/>
             <w:tcBorders>
               <w:top w:val="single" w:sz="2" w:space="0" w:color="AEBFCC"/>
               <w:left w:val="single" w:sz="2" w:space="0" w:color="AEBFCC"/>
@@ -9646,7 +9725,7 @@
         </w:tc>
         <w:tc>
           <w:tcPr>
-            <w:tcW w:w="799" w:type="dxa"/>
+            <w:tcW w:w="798" w:type="dxa"/>
             <w:tcBorders>
               <w:top w:val="single" w:sz="2" w:space="0" w:color="AEBFCC"/>
               <w:left w:val="single" w:sz="2" w:space="0" w:color="AEBFCC"/>
@@ -9680,7 +9759,7 @@
         <w:trPr/>
         <w:tc>
           <w:tcPr>
-            <w:tcW w:w="899" w:type="dxa"/>
+            <w:tcW w:w="898" w:type="dxa"/>
             <w:tcBorders>
               <w:top w:val="single" w:sz="2" w:space="0" w:color="AEBFCC"/>
               <w:left w:val="single" w:sz="2" w:space="0" w:color="AEBFCC"/>
@@ -9711,7 +9790,7 @@
         </w:tc>
         <w:tc>
           <w:tcPr>
-            <w:tcW w:w="4626" w:type="dxa"/>
+            <w:tcW w:w="4627" w:type="dxa"/>
             <w:tcBorders>
               <w:top w:val="single" w:sz="2" w:space="0" w:color="AEBFCC"/>
               <w:left w:val="single" w:sz="2" w:space="0" w:color="AEBFCC"/>
@@ -9804,7 +9883,7 @@
         </w:tc>
         <w:tc>
           <w:tcPr>
-            <w:tcW w:w="801" w:type="dxa"/>
+            <w:tcW w:w="802" w:type="dxa"/>
             <w:tcBorders>
               <w:top w:val="single" w:sz="2" w:space="0" w:color="AEBFCC"/>
               <w:left w:val="single" w:sz="2" w:space="0" w:color="AEBFCC"/>
@@ -9835,7 +9914,7 @@
         </w:tc>
         <w:tc>
           <w:tcPr>
-            <w:tcW w:w="799" w:type="dxa"/>
+            <w:tcW w:w="798" w:type="dxa"/>
             <w:tcBorders>
               <w:top w:val="single" w:sz="2" w:space="0" w:color="AEBFCC"/>
               <w:left w:val="single" w:sz="2" w:space="0" w:color="AEBFCC"/>
@@ -9869,7 +9948,7 @@
         <w:trPr/>
         <w:tc>
           <w:tcPr>
-            <w:tcW w:w="899" w:type="dxa"/>
+            <w:tcW w:w="898" w:type="dxa"/>
             <w:tcBorders>
               <w:top w:val="single" w:sz="2" w:space="0" w:color="AEBFCC"/>
               <w:left w:val="single" w:sz="2" w:space="0" w:color="AEBFCC"/>
@@ -9900,7 +9979,7 @@
         </w:tc>
         <w:tc>
           <w:tcPr>
-            <w:tcW w:w="4626" w:type="dxa"/>
+            <w:tcW w:w="4627" w:type="dxa"/>
             <w:tcBorders>
               <w:top w:val="single" w:sz="2" w:space="0" w:color="AEBFCC"/>
               <w:left w:val="single" w:sz="2" w:space="0" w:color="AEBFCC"/>
@@ -9993,7 +10072,7 @@
         </w:tc>
         <w:tc>
           <w:tcPr>
-            <w:tcW w:w="801" w:type="dxa"/>
+            <w:tcW w:w="802" w:type="dxa"/>
             <w:tcBorders>
               <w:top w:val="single" w:sz="2" w:space="0" w:color="AEBFCC"/>
               <w:left w:val="single" w:sz="2" w:space="0" w:color="AEBFCC"/>
@@ -10024,7 +10103,7 @@
         </w:tc>
         <w:tc>
           <w:tcPr>
-            <w:tcW w:w="799" w:type="dxa"/>
+            <w:tcW w:w="798" w:type="dxa"/>
             <w:tcBorders>
               <w:top w:val="single" w:sz="2" w:space="0" w:color="AEBFCC"/>
               <w:left w:val="single" w:sz="2" w:space="0" w:color="AEBFCC"/>
@@ -10058,7 +10137,7 @@
         <w:trPr/>
         <w:tc>
           <w:tcPr>
-            <w:tcW w:w="899" w:type="dxa"/>
+            <w:tcW w:w="898" w:type="dxa"/>
             <w:tcBorders>
               <w:top w:val="single" w:sz="2" w:space="0" w:color="AEBFCC"/>
               <w:left w:val="single" w:sz="2" w:space="0" w:color="AEBFCC"/>
@@ -10089,7 +10168,7 @@
         </w:tc>
         <w:tc>
           <w:tcPr>
-            <w:tcW w:w="4626" w:type="dxa"/>
+            <w:tcW w:w="4627" w:type="dxa"/>
             <w:tcBorders>
               <w:top w:val="single" w:sz="2" w:space="0" w:color="AEBFCC"/>
               <w:left w:val="single" w:sz="2" w:space="0" w:color="AEBFCC"/>
@@ -10182,7 +10261,7 @@
         </w:tc>
         <w:tc>
           <w:tcPr>
-            <w:tcW w:w="801" w:type="dxa"/>
+            <w:tcW w:w="802" w:type="dxa"/>
             <w:tcBorders>
               <w:top w:val="single" w:sz="2" w:space="0" w:color="AEBFCC"/>
               <w:left w:val="single" w:sz="2" w:space="0" w:color="AEBFCC"/>
@@ -10213,7 +10292,7 @@
         </w:tc>
         <w:tc>
           <w:tcPr>
-            <w:tcW w:w="799" w:type="dxa"/>
+            <w:tcW w:w="798" w:type="dxa"/>
             <w:tcBorders>
               <w:top w:val="single" w:sz="2" w:space="0" w:color="AEBFCC"/>
               <w:left w:val="single" w:sz="2" w:space="0" w:color="AEBFCC"/>
@@ -10247,7 +10326,7 @@
         <w:trPr/>
         <w:tc>
           <w:tcPr>
-            <w:tcW w:w="899" w:type="dxa"/>
+            <w:tcW w:w="898" w:type="dxa"/>
             <w:tcBorders>
               <w:top w:val="single" w:sz="2" w:space="0" w:color="AEBFCC"/>
               <w:left w:val="single" w:sz="2" w:space="0" w:color="AEBFCC"/>
@@ -10278,7 +10357,7 @@
         </w:tc>
         <w:tc>
           <w:tcPr>
-            <w:tcW w:w="4626" w:type="dxa"/>
+            <w:tcW w:w="4627" w:type="dxa"/>
             <w:tcBorders>
               <w:top w:val="single" w:sz="2" w:space="0" w:color="AEBFCC"/>
               <w:left w:val="single" w:sz="2" w:space="0" w:color="AEBFCC"/>
@@ -10371,7 +10450,7 @@
         </w:tc>
         <w:tc>
           <w:tcPr>
-            <w:tcW w:w="801" w:type="dxa"/>
+            <w:tcW w:w="802" w:type="dxa"/>
             <w:tcBorders>
               <w:top w:val="single" w:sz="2" w:space="0" w:color="AEBFCC"/>
               <w:left w:val="single" w:sz="2" w:space="0" w:color="AEBFCC"/>
@@ -10402,7 +10481,7 @@
         </w:tc>
         <w:tc>
           <w:tcPr>
-            <w:tcW w:w="799" w:type="dxa"/>
+            <w:tcW w:w="798" w:type="dxa"/>
             <w:tcBorders>
               <w:top w:val="single" w:sz="2" w:space="0" w:color="AEBFCC"/>
               <w:left w:val="single" w:sz="2" w:space="0" w:color="AEBFCC"/>
@@ -10469,7 +10548,7 @@
         <w:trPr/>
         <w:tc>
           <w:tcPr>
-            <w:tcW w:w="899" w:type="dxa"/>
+            <w:tcW w:w="898" w:type="dxa"/>
             <w:tcBorders>
               <w:top w:val="single" w:sz="2" w:space="0" w:color="AEBFCC"/>
               <w:left w:val="single" w:sz="2" w:space="0" w:color="AEBFCC"/>
@@ -10500,7 +10579,7 @@
         </w:tc>
         <w:tc>
           <w:tcPr>
-            <w:tcW w:w="4626" w:type="dxa"/>
+            <w:tcW w:w="4627" w:type="dxa"/>
             <w:tcBorders>
               <w:top w:val="single" w:sz="2" w:space="0" w:color="AEBFCC"/>
               <w:left w:val="single" w:sz="2" w:space="0" w:color="AEBFCC"/>
@@ -10593,7 +10672,7 @@
         </w:tc>
         <w:tc>
           <w:tcPr>
-            <w:tcW w:w="801" w:type="dxa"/>
+            <w:tcW w:w="802" w:type="dxa"/>
             <w:tcBorders>
               <w:top w:val="single" w:sz="2" w:space="0" w:color="AEBFCC"/>
               <w:left w:val="single" w:sz="2" w:space="0" w:color="AEBFCC"/>
@@ -10624,7 +10703,7 @@
         </w:tc>
         <w:tc>
           <w:tcPr>
-            <w:tcW w:w="799" w:type="dxa"/>
+            <w:tcW w:w="798" w:type="dxa"/>
             <w:tcBorders>
               <w:top w:val="single" w:sz="2" w:space="0" w:color="AEBFCC"/>
               <w:left w:val="single" w:sz="2" w:space="0" w:color="AEBFCC"/>
@@ -10658,7 +10737,7 @@
         <w:trPr/>
         <w:tc>
           <w:tcPr>
-            <w:tcW w:w="899" w:type="dxa"/>
+            <w:tcW w:w="898" w:type="dxa"/>
             <w:tcBorders>
               <w:top w:val="single" w:sz="2" w:space="0" w:color="AEBFCC"/>
               <w:left w:val="single" w:sz="2" w:space="0" w:color="AEBFCC"/>
@@ -10689,7 +10768,7 @@
         </w:tc>
         <w:tc>
           <w:tcPr>
-            <w:tcW w:w="4626" w:type="dxa"/>
+            <w:tcW w:w="4627" w:type="dxa"/>
             <w:tcBorders>
               <w:top w:val="single" w:sz="2" w:space="0" w:color="AEBFCC"/>
               <w:left w:val="single" w:sz="2" w:space="0" w:color="AEBFCC"/>
@@ -10782,7 +10861,7 @@
         </w:tc>
         <w:tc>
           <w:tcPr>
-            <w:tcW w:w="801" w:type="dxa"/>
+            <w:tcW w:w="802" w:type="dxa"/>
             <w:tcBorders>
               <w:top w:val="single" w:sz="2" w:space="0" w:color="AEBFCC"/>
               <w:left w:val="single" w:sz="2" w:space="0" w:color="AEBFCC"/>
@@ -10813,7 +10892,7 @@
         </w:tc>
         <w:tc>
           <w:tcPr>
-            <w:tcW w:w="799" w:type="dxa"/>
+            <w:tcW w:w="798" w:type="dxa"/>
             <w:tcBorders>
               <w:top w:val="single" w:sz="2" w:space="0" w:color="AEBFCC"/>
               <w:left w:val="single" w:sz="2" w:space="0" w:color="AEBFCC"/>
@@ -10847,7 +10926,7 @@
         <w:trPr/>
         <w:tc>
           <w:tcPr>
-            <w:tcW w:w="899" w:type="dxa"/>
+            <w:tcW w:w="898" w:type="dxa"/>
             <w:tcBorders>
               <w:top w:val="single" w:sz="2" w:space="0" w:color="AEBFCC"/>
               <w:left w:val="single" w:sz="2" w:space="0" w:color="AEBFCC"/>
@@ -10878,7 +10957,7 @@
         </w:tc>
         <w:tc>
           <w:tcPr>
-            <w:tcW w:w="4626" w:type="dxa"/>
+            <w:tcW w:w="4627" w:type="dxa"/>
             <w:tcBorders>
               <w:top w:val="single" w:sz="2" w:space="0" w:color="AEBFCC"/>
               <w:left w:val="single" w:sz="2" w:space="0" w:color="AEBFCC"/>
@@ -10971,7 +11050,7 @@
         </w:tc>
         <w:tc>
           <w:tcPr>
-            <w:tcW w:w="801" w:type="dxa"/>
+            <w:tcW w:w="802" w:type="dxa"/>
             <w:tcBorders>
               <w:top w:val="single" w:sz="2" w:space="0" w:color="AEBFCC"/>
               <w:left w:val="single" w:sz="2" w:space="0" w:color="AEBFCC"/>
@@ -11002,7 +11081,7 @@
         </w:tc>
         <w:tc>
           <w:tcPr>
-            <w:tcW w:w="799" w:type="dxa"/>
+            <w:tcW w:w="798" w:type="dxa"/>
             <w:tcBorders>
               <w:top w:val="single" w:sz="2" w:space="0" w:color="AEBFCC"/>
               <w:left w:val="single" w:sz="2" w:space="0" w:color="AEBFCC"/>
@@ -11036,7 +11115,7 @@
         <w:trPr/>
         <w:tc>
           <w:tcPr>
-            <w:tcW w:w="899" w:type="dxa"/>
+            <w:tcW w:w="898" w:type="dxa"/>
             <w:tcBorders>
               <w:top w:val="single" w:sz="2" w:space="0" w:color="AEBFCC"/>
               <w:left w:val="single" w:sz="2" w:space="0" w:color="AEBFCC"/>
@@ -11067,7 +11146,7 @@
         </w:tc>
         <w:tc>
           <w:tcPr>
-            <w:tcW w:w="4626" w:type="dxa"/>
+            <w:tcW w:w="4627" w:type="dxa"/>
             <w:tcBorders>
               <w:top w:val="single" w:sz="2" w:space="0" w:color="AEBFCC"/>
               <w:left w:val="single" w:sz="2" w:space="0" w:color="AEBFCC"/>
@@ -11160,7 +11239,7 @@
         </w:tc>
         <w:tc>
           <w:tcPr>
-            <w:tcW w:w="801" w:type="dxa"/>
+            <w:tcW w:w="802" w:type="dxa"/>
             <w:tcBorders>
               <w:top w:val="single" w:sz="2" w:space="0" w:color="AEBFCC"/>
               <w:left w:val="single" w:sz="2" w:space="0" w:color="AEBFCC"/>
@@ -11191,7 +11270,7 @@
         </w:tc>
         <w:tc>
           <w:tcPr>
-            <w:tcW w:w="799" w:type="dxa"/>
+            <w:tcW w:w="798" w:type="dxa"/>
             <w:tcBorders>
               <w:top w:val="single" w:sz="2" w:space="0" w:color="AEBFCC"/>
               <w:left w:val="single" w:sz="2" w:space="0" w:color="AEBFCC"/>
@@ -11225,7 +11304,7 @@
         <w:trPr/>
         <w:tc>
           <w:tcPr>
-            <w:tcW w:w="899" w:type="dxa"/>
+            <w:tcW w:w="898" w:type="dxa"/>
             <w:tcBorders>
               <w:top w:val="single" w:sz="2" w:space="0" w:color="AEBFCC"/>
               <w:left w:val="single" w:sz="2" w:space="0" w:color="AEBFCC"/>
@@ -11256,7 +11335,7 @@
         </w:tc>
         <w:tc>
           <w:tcPr>
-            <w:tcW w:w="4626" w:type="dxa"/>
+            <w:tcW w:w="4627" w:type="dxa"/>
             <w:tcBorders>
               <w:top w:val="single" w:sz="2" w:space="0" w:color="AEBFCC"/>
               <w:left w:val="single" w:sz="2" w:space="0" w:color="AEBFCC"/>
@@ -11349,7 +11428,7 @@
         </w:tc>
         <w:tc>
           <w:tcPr>
-            <w:tcW w:w="801" w:type="dxa"/>
+            <w:tcW w:w="802" w:type="dxa"/>
             <w:tcBorders>
               <w:top w:val="single" w:sz="2" w:space="0" w:color="AEBFCC"/>
               <w:left w:val="single" w:sz="2" w:space="0" w:color="AEBFCC"/>
@@ -11380,7 +11459,7 @@
         </w:tc>
         <w:tc>
           <w:tcPr>
-            <w:tcW w:w="799" w:type="dxa"/>
+            <w:tcW w:w="798" w:type="dxa"/>
             <w:tcBorders>
               <w:top w:val="single" w:sz="2" w:space="0" w:color="AEBFCC"/>
               <w:left w:val="single" w:sz="2" w:space="0" w:color="AEBFCC"/>
@@ -11447,7 +11526,7 @@
         <w:trPr/>
         <w:tc>
           <w:tcPr>
-            <w:tcW w:w="899" w:type="dxa"/>
+            <w:tcW w:w="898" w:type="dxa"/>
             <w:tcBorders>
               <w:top w:val="single" w:sz="2" w:space="0" w:color="AEBFCC"/>
               <w:left w:val="single" w:sz="2" w:space="0" w:color="AEBFCC"/>
@@ -11478,7 +11557,7 @@
         </w:tc>
         <w:tc>
           <w:tcPr>
-            <w:tcW w:w="4626" w:type="dxa"/>
+            <w:tcW w:w="4627" w:type="dxa"/>
             <w:tcBorders>
               <w:top w:val="single" w:sz="2" w:space="0" w:color="AEBFCC"/>
               <w:left w:val="single" w:sz="2" w:space="0" w:color="AEBFCC"/>
@@ -11571,7 +11650,7 @@
         </w:tc>
         <w:tc>
           <w:tcPr>
-            <w:tcW w:w="801" w:type="dxa"/>
+            <w:tcW w:w="802" w:type="dxa"/>
             <w:tcBorders>
               <w:top w:val="single" w:sz="2" w:space="0" w:color="AEBFCC"/>
               <w:left w:val="single" w:sz="2" w:space="0" w:color="AEBFCC"/>
@@ -11602,7 +11681,7 @@
         </w:tc>
         <w:tc>
           <w:tcPr>
-            <w:tcW w:w="799" w:type="dxa"/>
+            <w:tcW w:w="798" w:type="dxa"/>
             <w:tcBorders>
               <w:top w:val="single" w:sz="2" w:space="0" w:color="AEBFCC"/>
               <w:left w:val="single" w:sz="2" w:space="0" w:color="AEBFCC"/>
@@ -11636,7 +11715,7 @@
         <w:trPr/>
         <w:tc>
           <w:tcPr>
-            <w:tcW w:w="899" w:type="dxa"/>
+            <w:tcW w:w="898" w:type="dxa"/>
             <w:tcBorders>
               <w:top w:val="single" w:sz="2" w:space="0" w:color="AEBFCC"/>
               <w:left w:val="single" w:sz="2" w:space="0" w:color="AEBFCC"/>
@@ -11667,7 +11746,7 @@
         </w:tc>
         <w:tc>
           <w:tcPr>
-            <w:tcW w:w="4626" w:type="dxa"/>
+            <w:tcW w:w="4627" w:type="dxa"/>
             <w:tcBorders>
               <w:top w:val="single" w:sz="2" w:space="0" w:color="AEBFCC"/>
               <w:left w:val="single" w:sz="2" w:space="0" w:color="AEBFCC"/>
@@ -11760,7 +11839,7 @@
         </w:tc>
         <w:tc>
           <w:tcPr>
-            <w:tcW w:w="801" w:type="dxa"/>
+            <w:tcW w:w="802" w:type="dxa"/>
             <w:tcBorders>
               <w:top w:val="single" w:sz="2" w:space="0" w:color="AEBFCC"/>
               <w:left w:val="single" w:sz="2" w:space="0" w:color="AEBFCC"/>
@@ -11791,7 +11870,7 @@
         </w:tc>
         <w:tc>
           <w:tcPr>
-            <w:tcW w:w="799" w:type="dxa"/>
+            <w:tcW w:w="798" w:type="dxa"/>
             <w:tcBorders>
               <w:top w:val="single" w:sz="2" w:space="0" w:color="AEBFCC"/>
               <w:left w:val="single" w:sz="2" w:space="0" w:color="AEBFCC"/>
@@ -11825,7 +11904,7 @@
         <w:trPr/>
         <w:tc>
           <w:tcPr>
-            <w:tcW w:w="899" w:type="dxa"/>
+            <w:tcW w:w="898" w:type="dxa"/>
             <w:tcBorders>
               <w:top w:val="single" w:sz="2" w:space="0" w:color="AEBFCC"/>
               <w:left w:val="single" w:sz="2" w:space="0" w:color="AEBFCC"/>
@@ -11856,7 +11935,7 @@
         </w:tc>
         <w:tc>
           <w:tcPr>
-            <w:tcW w:w="4626" w:type="dxa"/>
+            <w:tcW w:w="4627" w:type="dxa"/>
             <w:tcBorders>
               <w:top w:val="single" w:sz="2" w:space="0" w:color="AEBFCC"/>
               <w:left w:val="single" w:sz="2" w:space="0" w:color="AEBFCC"/>
@@ -11949,7 +12028,7 @@
         </w:tc>
         <w:tc>
           <w:tcPr>
-            <w:tcW w:w="801" w:type="dxa"/>
+            <w:tcW w:w="802" w:type="dxa"/>
             <w:tcBorders>
               <w:top w:val="single" w:sz="2" w:space="0" w:color="AEBFCC"/>
               <w:left w:val="single" w:sz="2" w:space="0" w:color="AEBFCC"/>
@@ -11980,7 +12059,7 @@
         </w:tc>
         <w:tc>
           <w:tcPr>
-            <w:tcW w:w="799" w:type="dxa"/>
+            <w:tcW w:w="798" w:type="dxa"/>
             <w:tcBorders>
               <w:top w:val="single" w:sz="2" w:space="0" w:color="AEBFCC"/>
               <w:left w:val="single" w:sz="2" w:space="0" w:color="AEBFCC"/>
@@ -12014,7 +12093,7 @@
         <w:trPr/>
         <w:tc>
           <w:tcPr>
-            <w:tcW w:w="899" w:type="dxa"/>
+            <w:tcW w:w="898" w:type="dxa"/>
             <w:tcBorders>
               <w:top w:val="single" w:sz="2" w:space="0" w:color="AEBFCC"/>
               <w:left w:val="single" w:sz="2" w:space="0" w:color="AEBFCC"/>
@@ -12045,7 +12124,7 @@
         </w:tc>
         <w:tc>
           <w:tcPr>
-            <w:tcW w:w="4626" w:type="dxa"/>
+            <w:tcW w:w="4627" w:type="dxa"/>
             <w:tcBorders>
               <w:top w:val="single" w:sz="2" w:space="0" w:color="AEBFCC"/>
               <w:left w:val="single" w:sz="2" w:space="0" w:color="AEBFCC"/>
@@ -12138,7 +12217,7 @@
         </w:tc>
         <w:tc>
           <w:tcPr>
-            <w:tcW w:w="801" w:type="dxa"/>
+            <w:tcW w:w="802" w:type="dxa"/>
             <w:tcBorders>
               <w:top w:val="single" w:sz="2" w:space="0" w:color="AEBFCC"/>
               <w:left w:val="single" w:sz="2" w:space="0" w:color="AEBFCC"/>
@@ -12169,7 +12248,7 @@
         </w:tc>
         <w:tc>
           <w:tcPr>
-            <w:tcW w:w="799" w:type="dxa"/>
+            <w:tcW w:w="798" w:type="dxa"/>
             <w:tcBorders>
               <w:top w:val="single" w:sz="2" w:space="0" w:color="AEBFCC"/>
               <w:left w:val="single" w:sz="2" w:space="0" w:color="AEBFCC"/>
@@ -12203,7 +12282,7 @@
         <w:trPr/>
         <w:tc>
           <w:tcPr>
-            <w:tcW w:w="899" w:type="dxa"/>
+            <w:tcW w:w="898" w:type="dxa"/>
             <w:tcBorders>
               <w:top w:val="single" w:sz="2" w:space="0" w:color="AEBFCC"/>
               <w:left w:val="single" w:sz="2" w:space="0" w:color="AEBFCC"/>
@@ -12234,7 +12313,7 @@
         </w:tc>
         <w:tc>
           <w:tcPr>
-            <w:tcW w:w="4626" w:type="dxa"/>
+            <w:tcW w:w="4627" w:type="dxa"/>
             <w:tcBorders>
               <w:top w:val="single" w:sz="2" w:space="0" w:color="AEBFCC"/>
               <w:left w:val="single" w:sz="2" w:space="0" w:color="AEBFCC"/>
@@ -12327,7 +12406,7 @@
         </w:tc>
         <w:tc>
           <w:tcPr>
-            <w:tcW w:w="801" w:type="dxa"/>
+            <w:tcW w:w="802" w:type="dxa"/>
             <w:tcBorders>
               <w:top w:val="single" w:sz="2" w:space="0" w:color="AEBFCC"/>
               <w:left w:val="single" w:sz="2" w:space="0" w:color="AEBFCC"/>
@@ -12358,7 +12437,7 @@
         </w:tc>
         <w:tc>
           <w:tcPr>
-            <w:tcW w:w="799" w:type="dxa"/>
+            <w:tcW w:w="798" w:type="dxa"/>
             <w:tcBorders>
               <w:top w:val="single" w:sz="2" w:space="0" w:color="AEBFCC"/>
               <w:left w:val="single" w:sz="2" w:space="0" w:color="AEBFCC"/>
@@ -12425,7 +12504,7 @@
         <w:trPr/>
         <w:tc>
           <w:tcPr>
-            <w:tcW w:w="899" w:type="dxa"/>
+            <w:tcW w:w="898" w:type="dxa"/>
             <w:tcBorders>
               <w:top w:val="single" w:sz="2" w:space="0" w:color="AEBFCC"/>
               <w:left w:val="single" w:sz="2" w:space="0" w:color="AEBFCC"/>
@@ -12456,7 +12535,7 @@
         </w:tc>
         <w:tc>
           <w:tcPr>
-            <w:tcW w:w="4626" w:type="dxa"/>
+            <w:tcW w:w="4627" w:type="dxa"/>
             <w:tcBorders>
               <w:top w:val="single" w:sz="2" w:space="0" w:color="AEBFCC"/>
               <w:left w:val="single" w:sz="2" w:space="0" w:color="AEBFCC"/>
@@ -12549,7 +12628,7 @@
         </w:tc>
         <w:tc>
           <w:tcPr>
-            <w:tcW w:w="801" w:type="dxa"/>
+            <w:tcW w:w="802" w:type="dxa"/>
             <w:tcBorders>
               <w:top w:val="single" w:sz="2" w:space="0" w:color="AEBFCC"/>
               <w:left w:val="single" w:sz="2" w:space="0" w:color="AEBFCC"/>
@@ -12580,7 +12659,7 @@
         </w:tc>
         <w:tc>
           <w:tcPr>
-            <w:tcW w:w="799" w:type="dxa"/>
+            <w:tcW w:w="798" w:type="dxa"/>
             <w:tcBorders>
               <w:top w:val="single" w:sz="2" w:space="0" w:color="AEBFCC"/>
               <w:left w:val="single" w:sz="2" w:space="0" w:color="AEBFCC"/>
@@ -12614,7 +12693,7 @@
         <w:trPr/>
         <w:tc>
           <w:tcPr>
-            <w:tcW w:w="899" w:type="dxa"/>
+            <w:tcW w:w="898" w:type="dxa"/>
             <w:tcBorders>
               <w:top w:val="single" w:sz="2" w:space="0" w:color="AEBFCC"/>
               <w:left w:val="single" w:sz="2" w:space="0" w:color="AEBFCC"/>
@@ -12645,7 +12724,7 @@
         </w:tc>
         <w:tc>
           <w:tcPr>
-            <w:tcW w:w="4626" w:type="dxa"/>
+            <w:tcW w:w="4627" w:type="dxa"/>
             <w:tcBorders>
               <w:top w:val="single" w:sz="2" w:space="0" w:color="AEBFCC"/>
               <w:left w:val="single" w:sz="2" w:space="0" w:color="AEBFCC"/>
@@ -12738,7 +12817,7 @@
         </w:tc>
         <w:tc>
           <w:tcPr>
-            <w:tcW w:w="801" w:type="dxa"/>
+            <w:tcW w:w="802" w:type="dxa"/>
             <w:tcBorders>
               <w:top w:val="single" w:sz="2" w:space="0" w:color="AEBFCC"/>
               <w:left w:val="single" w:sz="2" w:space="0" w:color="AEBFCC"/>
@@ -12769,7 +12848,7 @@
         </w:tc>
         <w:tc>
           <w:tcPr>
-            <w:tcW w:w="799" w:type="dxa"/>
+            <w:tcW w:w="798" w:type="dxa"/>
             <w:tcBorders>
               <w:top w:val="single" w:sz="2" w:space="0" w:color="AEBFCC"/>
               <w:left w:val="single" w:sz="2" w:space="0" w:color="AEBFCC"/>
@@ -12803,7 +12882,7 @@
         <w:trPr/>
         <w:tc>
           <w:tcPr>
-            <w:tcW w:w="899" w:type="dxa"/>
+            <w:tcW w:w="898" w:type="dxa"/>
             <w:tcBorders>
               <w:top w:val="single" w:sz="2" w:space="0" w:color="AEBFCC"/>
               <w:left w:val="single" w:sz="2" w:space="0" w:color="AEBFCC"/>
@@ -12834,7 +12913,7 @@
         </w:tc>
         <w:tc>
           <w:tcPr>
-            <w:tcW w:w="4626" w:type="dxa"/>
+            <w:tcW w:w="4627" w:type="dxa"/>
             <w:tcBorders>
               <w:top w:val="single" w:sz="2" w:space="0" w:color="AEBFCC"/>
               <w:left w:val="single" w:sz="2" w:space="0" w:color="AEBFCC"/>
@@ -12927,7 +13006,7 @@
         </w:tc>
         <w:tc>
           <w:tcPr>
-            <w:tcW w:w="801" w:type="dxa"/>
+            <w:tcW w:w="802" w:type="dxa"/>
             <w:tcBorders>
               <w:top w:val="single" w:sz="2" w:space="0" w:color="AEBFCC"/>
               <w:left w:val="single" w:sz="2" w:space="0" w:color="AEBFCC"/>
@@ -12958,7 +13037,7 @@
         </w:tc>
         <w:tc>
           <w:tcPr>
-            <w:tcW w:w="799" w:type="dxa"/>
+            <w:tcW w:w="798" w:type="dxa"/>
             <w:tcBorders>
               <w:top w:val="single" w:sz="2" w:space="0" w:color="AEBFCC"/>
               <w:left w:val="single" w:sz="2" w:space="0" w:color="AEBFCC"/>
@@ -12992,7 +13071,7 @@
         <w:trPr/>
         <w:tc>
           <w:tcPr>
-            <w:tcW w:w="899" w:type="dxa"/>
+            <w:tcW w:w="898" w:type="dxa"/>
             <w:tcBorders>
               <w:top w:val="single" w:sz="2" w:space="0" w:color="AEBFCC"/>
               <w:left w:val="single" w:sz="2" w:space="0" w:color="AEBFCC"/>
@@ -13023,7 +13102,7 @@
         </w:tc>
         <w:tc>
           <w:tcPr>
-            <w:tcW w:w="4626" w:type="dxa"/>
+            <w:tcW w:w="4627" w:type="dxa"/>
             <w:tcBorders>
               <w:top w:val="single" w:sz="2" w:space="0" w:color="AEBFCC"/>
               <w:left w:val="single" w:sz="2" w:space="0" w:color="AEBFCC"/>
@@ -13116,7 +13195,7 @@
         </w:tc>
         <w:tc>
           <w:tcPr>
-            <w:tcW w:w="801" w:type="dxa"/>
+            <w:tcW w:w="802" w:type="dxa"/>
             <w:tcBorders>
               <w:top w:val="single" w:sz="2" w:space="0" w:color="AEBFCC"/>
               <w:left w:val="single" w:sz="2" w:space="0" w:color="AEBFCC"/>
@@ -13147,7 +13226,7 @@
         </w:tc>
         <w:tc>
           <w:tcPr>
-            <w:tcW w:w="799" w:type="dxa"/>
+            <w:tcW w:w="798" w:type="dxa"/>
             <w:tcBorders>
               <w:top w:val="single" w:sz="2" w:space="0" w:color="AEBFCC"/>
               <w:left w:val="single" w:sz="2" w:space="0" w:color="AEBFCC"/>
@@ -13214,7 +13293,7 @@
         <w:trPr/>
         <w:tc>
           <w:tcPr>
-            <w:tcW w:w="899" w:type="dxa"/>
+            <w:tcW w:w="898" w:type="dxa"/>
             <w:tcBorders>
               <w:top w:val="single" w:sz="2" w:space="0" w:color="AEBFCC"/>
               <w:left w:val="single" w:sz="2" w:space="0" w:color="AEBFCC"/>
@@ -13245,7 +13324,7 @@
         </w:tc>
         <w:tc>
           <w:tcPr>
-            <w:tcW w:w="4626" w:type="dxa"/>
+            <w:tcW w:w="4627" w:type="dxa"/>
             <w:tcBorders>
               <w:top w:val="single" w:sz="2" w:space="0" w:color="AEBFCC"/>
               <w:left w:val="single" w:sz="2" w:space="0" w:color="AEBFCC"/>
@@ -13338,7 +13417,7 @@
         </w:tc>
         <w:tc>
           <w:tcPr>
-            <w:tcW w:w="801" w:type="dxa"/>
+            <w:tcW w:w="802" w:type="dxa"/>
             <w:tcBorders>
               <w:top w:val="single" w:sz="2" w:space="0" w:color="AEBFCC"/>
               <w:left w:val="single" w:sz="2" w:space="0" w:color="AEBFCC"/>
@@ -13369,7 +13448,7 @@
         </w:tc>
         <w:tc>
           <w:tcPr>
-            <w:tcW w:w="799" w:type="dxa"/>
+            <w:tcW w:w="798" w:type="dxa"/>
             <w:tcBorders>
               <w:top w:val="single" w:sz="2" w:space="0" w:color="AEBFCC"/>
               <w:left w:val="single" w:sz="2" w:space="0" w:color="AEBFCC"/>
@@ -13403,7 +13482,7 @@
         <w:trPr/>
         <w:tc>
           <w:tcPr>
-            <w:tcW w:w="899" w:type="dxa"/>
+            <w:tcW w:w="898" w:type="dxa"/>
             <w:tcBorders>
               <w:top w:val="single" w:sz="2" w:space="0" w:color="AEBFCC"/>
               <w:left w:val="single" w:sz="2" w:space="0" w:color="AEBFCC"/>
@@ -13434,7 +13513,7 @@
         </w:tc>
         <w:tc>
           <w:tcPr>
-            <w:tcW w:w="4626" w:type="dxa"/>
+            <w:tcW w:w="4627" w:type="dxa"/>
             <w:tcBorders>
               <w:top w:val="single" w:sz="2" w:space="0" w:color="AEBFCC"/>
               <w:left w:val="single" w:sz="2" w:space="0" w:color="AEBFCC"/>
@@ -13527,7 +13606,7 @@
         </w:tc>
         <w:tc>
           <w:tcPr>
-            <w:tcW w:w="801" w:type="dxa"/>
+            <w:tcW w:w="802" w:type="dxa"/>
             <w:tcBorders>
               <w:top w:val="single" w:sz="2" w:space="0" w:color="AEBFCC"/>
               <w:left w:val="single" w:sz="2" w:space="0" w:color="AEBFCC"/>
@@ -13558,7 +13637,7 @@
         </w:tc>
         <w:tc>
           <w:tcPr>
-            <w:tcW w:w="799" w:type="dxa"/>
+            <w:tcW w:w="798" w:type="dxa"/>
             <w:tcBorders>
               <w:top w:val="single" w:sz="2" w:space="0" w:color="AEBFCC"/>
               <w:left w:val="single" w:sz="2" w:space="0" w:color="AEBFCC"/>
@@ -13592,7 +13671,7 @@
         <w:trPr/>
         <w:tc>
           <w:tcPr>
-            <w:tcW w:w="899" w:type="dxa"/>
+            <w:tcW w:w="898" w:type="dxa"/>
             <w:tcBorders>
               <w:top w:val="single" w:sz="2" w:space="0" w:color="AEBFCC"/>
               <w:left w:val="single" w:sz="2" w:space="0" w:color="AEBFCC"/>
@@ -13623,7 +13702,7 @@
         </w:tc>
         <w:tc>
           <w:tcPr>
-            <w:tcW w:w="4626" w:type="dxa"/>
+            <w:tcW w:w="4627" w:type="dxa"/>
             <w:tcBorders>
               <w:top w:val="single" w:sz="2" w:space="0" w:color="AEBFCC"/>
               <w:left w:val="single" w:sz="2" w:space="0" w:color="AEBFCC"/>
@@ -13716,7 +13795,7 @@
         </w:tc>
         <w:tc>
           <w:tcPr>
-            <w:tcW w:w="801" w:type="dxa"/>
+            <w:tcW w:w="802" w:type="dxa"/>
             <w:tcBorders>
               <w:top w:val="single" w:sz="2" w:space="0" w:color="AEBFCC"/>
               <w:left w:val="single" w:sz="2" w:space="0" w:color="AEBFCC"/>
@@ -13747,7 +13826,7 @@
         </w:tc>
         <w:tc>
           <w:tcPr>
-            <w:tcW w:w="799" w:type="dxa"/>
+            <w:tcW w:w="798" w:type="dxa"/>
             <w:tcBorders>
               <w:top w:val="single" w:sz="2" w:space="0" w:color="AEBFCC"/>
               <w:left w:val="single" w:sz="2" w:space="0" w:color="AEBFCC"/>
@@ -13781,7 +13860,7 @@
         <w:trPr/>
         <w:tc>
           <w:tcPr>
-            <w:tcW w:w="899" w:type="dxa"/>
+            <w:tcW w:w="898" w:type="dxa"/>
             <w:tcBorders>
               <w:top w:val="single" w:sz="2" w:space="0" w:color="AEBFCC"/>
               <w:left w:val="single" w:sz="2" w:space="0" w:color="AEBFCC"/>
@@ -13812,7 +13891,7 @@
         </w:tc>
         <w:tc>
           <w:tcPr>
-            <w:tcW w:w="4626" w:type="dxa"/>
+            <w:tcW w:w="4627" w:type="dxa"/>
             <w:tcBorders>
               <w:top w:val="single" w:sz="2" w:space="0" w:color="AEBFCC"/>
               <w:left w:val="single" w:sz="2" w:space="0" w:color="AEBFCC"/>
@@ -13905,7 +13984,7 @@
         </w:tc>
         <w:tc>
           <w:tcPr>
-            <w:tcW w:w="801" w:type="dxa"/>
+            <w:tcW w:w="802" w:type="dxa"/>
             <w:tcBorders>
               <w:top w:val="single" w:sz="2" w:space="0" w:color="AEBFCC"/>
               <w:left w:val="single" w:sz="2" w:space="0" w:color="AEBFCC"/>
@@ -13936,7 +14015,7 @@
         </w:tc>
         <w:tc>
           <w:tcPr>
-            <w:tcW w:w="799" w:type="dxa"/>
+            <w:tcW w:w="798" w:type="dxa"/>
             <w:tcBorders>
               <w:top w:val="single" w:sz="2" w:space="0" w:color="AEBFCC"/>
               <w:left w:val="single" w:sz="2" w:space="0" w:color="AEBFCC"/>
@@ -14003,7 +14082,7 @@
         <w:trPr/>
         <w:tc>
           <w:tcPr>
-            <w:tcW w:w="899" w:type="dxa"/>
+            <w:tcW w:w="898" w:type="dxa"/>
             <w:tcBorders>
               <w:top w:val="single" w:sz="2" w:space="0" w:color="AEBFCC"/>
               <w:left w:val="single" w:sz="2" w:space="0" w:color="AEBFCC"/>
@@ -14034,7 +14113,7 @@
         </w:tc>
         <w:tc>
           <w:tcPr>
-            <w:tcW w:w="4626" w:type="dxa"/>
+            <w:tcW w:w="4627" w:type="dxa"/>
             <w:tcBorders>
               <w:top w:val="single" w:sz="2" w:space="0" w:color="AEBFCC"/>
               <w:left w:val="single" w:sz="2" w:space="0" w:color="AEBFCC"/>
@@ -14127,7 +14206,7 @@
         </w:tc>
         <w:tc>
           <w:tcPr>
-            <w:tcW w:w="801" w:type="dxa"/>
+            <w:tcW w:w="802" w:type="dxa"/>
             <w:tcBorders>
               <w:top w:val="single" w:sz="2" w:space="0" w:color="AEBFCC"/>
               <w:left w:val="single" w:sz="2" w:space="0" w:color="AEBFCC"/>
@@ -14158,7 +14237,7 @@
         </w:tc>
         <w:tc>
           <w:tcPr>
-            <w:tcW w:w="799" w:type="dxa"/>
+            <w:tcW w:w="798" w:type="dxa"/>
             <w:tcBorders>
               <w:top w:val="single" w:sz="2" w:space="0" w:color="AEBFCC"/>
               <w:left w:val="single" w:sz="2" w:space="0" w:color="AEBFCC"/>
@@ -14192,7 +14271,7 @@
         <w:trPr/>
         <w:tc>
           <w:tcPr>
-            <w:tcW w:w="899" w:type="dxa"/>
+            <w:tcW w:w="898" w:type="dxa"/>
             <w:tcBorders>
               <w:top w:val="single" w:sz="2" w:space="0" w:color="AEBFCC"/>
               <w:left w:val="single" w:sz="2" w:space="0" w:color="AEBFCC"/>
@@ -14223,7 +14302,7 @@
         </w:tc>
         <w:tc>
           <w:tcPr>
-            <w:tcW w:w="4626" w:type="dxa"/>
+            <w:tcW w:w="4627" w:type="dxa"/>
             <w:tcBorders>
               <w:top w:val="single" w:sz="2" w:space="0" w:color="AEBFCC"/>
               <w:left w:val="single" w:sz="2" w:space="0" w:color="AEBFCC"/>
@@ -14316,7 +14395,7 @@
         </w:tc>
         <w:tc>
           <w:tcPr>
-            <w:tcW w:w="801" w:type="dxa"/>
+            <w:tcW w:w="802" w:type="dxa"/>
             <w:tcBorders>
               <w:top w:val="single" w:sz="2" w:space="0" w:color="AEBFCC"/>
               <w:left w:val="single" w:sz="2" w:space="0" w:color="AEBFCC"/>
@@ -14347,7 +14426,7 @@
         </w:tc>
         <w:tc>
           <w:tcPr>
-            <w:tcW w:w="799" w:type="dxa"/>
+            <w:tcW w:w="798" w:type="dxa"/>
             <w:tcBorders>
               <w:top w:val="single" w:sz="2" w:space="0" w:color="AEBFCC"/>
               <w:left w:val="single" w:sz="2" w:space="0" w:color="AEBFCC"/>
@@ -14452,7 +14531,7 @@
         <w:pStyle w:val="ListParagraph"/>
         <w:numPr>
           <w:ilvl w:val="1"/>
-          <w:numId w:val="2"/>
+          <w:numId w:val="21"/>
         </w:numPr>
         <w:spacing w:before="0" w:after="40"/>
         <w:rPr/>
@@ -14469,7 +14548,7 @@
         <w:pStyle w:val="ListParagraph"/>
         <w:numPr>
           <w:ilvl w:val="1"/>
-          <w:numId w:val="2"/>
+          <w:numId w:val="22"/>
         </w:numPr>
         <w:spacing w:before="0" w:after="40"/>
         <w:rPr/>
@@ -14486,7 +14565,7 @@
         <w:pStyle w:val="ListParagraph"/>
         <w:numPr>
           <w:ilvl w:val="1"/>
-          <w:numId w:val="2"/>
+          <w:numId w:val="23"/>
         </w:numPr>
         <w:spacing w:before="0" w:after="40"/>
         <w:rPr/>
@@ -14521,7 +14600,7 @@
         <w:pStyle w:val="ListParagraph"/>
         <w:numPr>
           <w:ilvl w:val="1"/>
-          <w:numId w:val="2"/>
+          <w:numId w:val="24"/>
         </w:numPr>
         <w:spacing w:before="0" w:after="40"/>
         <w:rPr/>
@@ -14538,7 +14617,7 @@
         <w:pStyle w:val="ListParagraph"/>
         <w:numPr>
           <w:ilvl w:val="1"/>
-          <w:numId w:val="2"/>
+          <w:numId w:val="25"/>
         </w:numPr>
         <w:spacing w:before="0" w:after="40"/>
         <w:rPr/>
@@ -14555,7 +14634,7 @@
         <w:pStyle w:val="ListParagraph"/>
         <w:numPr>
           <w:ilvl w:val="1"/>
-          <w:numId w:val="2"/>
+          <w:numId w:val="26"/>
         </w:numPr>
         <w:spacing w:before="0" w:after="40"/>
         <w:rPr/>
@@ -14590,7 +14669,7 @@
         <w:pStyle w:val="ListParagraph"/>
         <w:numPr>
           <w:ilvl w:val="1"/>
-          <w:numId w:val="2"/>
+          <w:numId w:val="27"/>
         </w:numPr>
         <w:spacing w:before="0" w:after="40"/>
         <w:rPr/>
@@ -14625,7 +14704,7 @@
         <w:pStyle w:val="ListParagraph"/>
         <w:numPr>
           <w:ilvl w:val="1"/>
-          <w:numId w:val="2"/>
+          <w:numId w:val="28"/>
         </w:numPr>
         <w:spacing w:before="0" w:after="40"/>
         <w:rPr/>
@@ -14642,7 +14721,7 @@
         <w:pStyle w:val="ListParagraph"/>
         <w:numPr>
           <w:ilvl w:val="1"/>
-          <w:numId w:val="2"/>
+          <w:numId w:val="29"/>
         </w:numPr>
         <w:spacing w:before="0" w:after="40"/>
         <w:rPr/>
@@ -14659,7 +14738,7 @@
         <w:pStyle w:val="ListParagraph"/>
         <w:numPr>
           <w:ilvl w:val="1"/>
-          <w:numId w:val="2"/>
+          <w:numId w:val="30"/>
         </w:numPr>
         <w:spacing w:before="0" w:after="40"/>
         <w:rPr/>
@@ -14694,7 +14773,7 @@
         <w:pStyle w:val="ListParagraph"/>
         <w:numPr>
           <w:ilvl w:val="1"/>
-          <w:numId w:val="2"/>
+          <w:numId w:val="31"/>
         </w:numPr>
         <w:spacing w:before="0" w:after="40"/>
         <w:rPr/>
@@ -14711,7 +14790,7 @@
         <w:pStyle w:val="ListParagraph"/>
         <w:numPr>
           <w:ilvl w:val="1"/>
-          <w:numId w:val="2"/>
+          <w:numId w:val="32"/>
         </w:numPr>
         <w:spacing w:before="0" w:after="40"/>
         <w:rPr/>
@@ -14728,7 +14807,7 @@
         <w:pStyle w:val="ListParagraph"/>
         <w:numPr>
           <w:ilvl w:val="1"/>
-          <w:numId w:val="2"/>
+          <w:numId w:val="33"/>
         </w:numPr>
         <w:spacing w:before="0" w:after="40"/>
         <w:rPr/>
@@ -14763,7 +14842,7 @@
         <w:pStyle w:val="ListParagraph"/>
         <w:numPr>
           <w:ilvl w:val="1"/>
-          <w:numId w:val="2"/>
+          <w:numId w:val="34"/>
         </w:numPr>
         <w:spacing w:before="0" w:after="40"/>
         <w:rPr/>
@@ -14780,7 +14859,7 @@
         <w:pStyle w:val="ListParagraph"/>
         <w:numPr>
           <w:ilvl w:val="1"/>
-          <w:numId w:val="2"/>
+          <w:numId w:val="35"/>
         </w:numPr>
         <w:spacing w:before="0" w:after="40"/>
         <w:rPr/>
@@ -14797,7 +14876,7 @@
         <w:pStyle w:val="ListParagraph"/>
         <w:numPr>
           <w:ilvl w:val="1"/>
-          <w:numId w:val="2"/>
+          <w:numId w:val="36"/>
         </w:numPr>
         <w:spacing w:before="0" w:after="40"/>
         <w:rPr/>
@@ -15284,7 +15363,31 @@
         <w:rPr>
           <w:rFonts w:eastAsia="Arial" w:cs="Arial"/>
         </w:rPr>
-        <w:t>The project is executed with Scrum in one-week sprints over a 12-month FYP timeline. This chapter records the supporting tools and the planning and artifacts of Sprint 1.</w:t>
+        <w:t xml:space="preserve">The project is executed with Scrum in </w:t>
+      </w:r>
+      <w:r>
+        <w:rPr>
+          <w:rFonts w:eastAsia="Arial" w:cs="Arial"/>
+        </w:rPr>
+        <w:t>two</w:t>
+      </w:r>
+      <w:r>
+        <w:rPr>
+          <w:rFonts w:eastAsia="Arial" w:cs="Arial"/>
+        </w:rPr>
+        <w:t>-</w:t>
+      </w:r>
+      <w:r>
+        <w:rPr>
+          <w:rFonts w:eastAsia="Arial" w:cs="Arial"/>
+        </w:rPr>
+        <w:t>month</w:t>
+      </w:r>
+      <w:r>
+        <w:rPr>
+          <w:rFonts w:eastAsia="Arial" w:cs="Arial"/>
+        </w:rPr>
+        <w:t xml:space="preserve"> sprints over a 12-month FYP timeline. This chapter records the supporting tools and the planning and artifacts of Sprint 1.</w:t>
       </w:r>
     </w:p>
     <w:p>
@@ -15641,15 +15744,7 @@
                 <w:sz w:val="18"/>
                 <w:szCs w:val="18"/>
               </w:rPr>
-              <w:t>19-6-2026</w:t>
-            </w:r>
-            <w:r>
-              <w:rPr>
-                <w:rFonts w:eastAsia="Arial" w:cs="Arial"/>
-                <w:sz w:val="18"/>
-                <w:szCs w:val="18"/>
-              </w:rPr>
-              <w:t xml:space="preserve"> (to be confirmed with supervisor)</w:t>
+              <w:t xml:space="preserve">19-6-2026 </w:t>
             </w:r>
           </w:p>
         </w:tc>
@@ -15832,15 +15927,7 @@
                 <w:sz w:val="18"/>
                 <w:szCs w:val="18"/>
               </w:rPr>
-              <w:t>6</w:t>
-            </w:r>
-            <w:r>
-              <w:rPr>
-                <w:rFonts w:eastAsia="Arial" w:cs="Arial"/>
-                <w:sz w:val="18"/>
-                <w:szCs w:val="18"/>
-              </w:rPr>
-              <w:t xml:space="preserve"> week</w:t>
+              <w:t>6 week</w:t>
             </w:r>
           </w:p>
         </w:tc>
@@ -15955,9 +16042,9 @@
       </w:tblPr>
       <w:tblGrid>
         <w:gridCol w:w="1100"/>
-        <w:gridCol w:w="4925"/>
+        <w:gridCol w:w="4924"/>
         <w:gridCol w:w="1000"/>
-        <w:gridCol w:w="1000"/>
+        <w:gridCol w:w="1001"/>
         <w:gridCol w:w="1001"/>
       </w:tblGrid>
       <w:tr>
@@ -15998,7 +16085,7 @@
         </w:tc>
         <w:tc>
           <w:tcPr>
-            <w:tcW w:w="4925" w:type="dxa"/>
+            <w:tcW w:w="4924" w:type="dxa"/>
             <w:tcBorders>
               <w:top w:val="single" w:sz="2" w:space="0" w:color="AEBFCC"/>
               <w:left w:val="single" w:sz="2" w:space="0" w:color="AEBFCC"/>
@@ -16062,7 +16149,7 @@
         </w:tc>
         <w:tc>
           <w:tcPr>
-            <w:tcW w:w="1000" w:type="dxa"/>
+            <w:tcW w:w="1001" w:type="dxa"/>
             <w:tcBorders>
               <w:top w:val="single" w:sz="2" w:space="0" w:color="AEBFCC"/>
               <w:left w:val="single" w:sz="2" w:space="0" w:color="AEBFCC"/>
@@ -16158,7 +16245,7 @@
         </w:tc>
         <w:tc>
           <w:tcPr>
-            <w:tcW w:w="4925" w:type="dxa"/>
+            <w:tcW w:w="4924" w:type="dxa"/>
             <w:tcBorders>
               <w:top w:val="single" w:sz="2" w:space="0" w:color="AEBFCC"/>
               <w:left w:val="single" w:sz="2" w:space="0" w:color="AEBFCC"/>
@@ -16216,7 +16303,7 @@
         </w:tc>
         <w:tc>
           <w:tcPr>
-            <w:tcW w:w="1000" w:type="dxa"/>
+            <w:tcW w:w="1001" w:type="dxa"/>
             <w:tcBorders>
               <w:top w:val="single" w:sz="2" w:space="0" w:color="AEBFCC"/>
               <w:left w:val="single" w:sz="2" w:space="0" w:color="AEBFCC"/>
@@ -16306,7 +16393,7 @@
         </w:tc>
         <w:tc>
           <w:tcPr>
-            <w:tcW w:w="4925" w:type="dxa"/>
+            <w:tcW w:w="4924" w:type="dxa"/>
             <w:tcBorders>
               <w:top w:val="single" w:sz="2" w:space="0" w:color="AEBFCC"/>
               <w:left w:val="single" w:sz="2" w:space="0" w:color="AEBFCC"/>
@@ -16364,7 +16451,7 @@
         </w:tc>
         <w:tc>
           <w:tcPr>
-            <w:tcW w:w="1000" w:type="dxa"/>
+            <w:tcW w:w="1001" w:type="dxa"/>
             <w:tcBorders>
               <w:top w:val="single" w:sz="2" w:space="0" w:color="AEBFCC"/>
               <w:left w:val="single" w:sz="2" w:space="0" w:color="AEBFCC"/>
@@ -16454,7 +16541,7 @@
         </w:tc>
         <w:tc>
           <w:tcPr>
-            <w:tcW w:w="4925" w:type="dxa"/>
+            <w:tcW w:w="4924" w:type="dxa"/>
             <w:tcBorders>
               <w:top w:val="single" w:sz="2" w:space="0" w:color="AEBFCC"/>
               <w:left w:val="single" w:sz="2" w:space="0" w:color="AEBFCC"/>
@@ -16512,7 +16599,7 @@
         </w:tc>
         <w:tc>
           <w:tcPr>
-            <w:tcW w:w="1000" w:type="dxa"/>
+            <w:tcW w:w="1001" w:type="dxa"/>
             <w:tcBorders>
               <w:top w:val="single" w:sz="2" w:space="0" w:color="AEBFCC"/>
               <w:left w:val="single" w:sz="2" w:space="0" w:color="AEBFCC"/>
@@ -16565,450 +16652,6 @@
                 <w:szCs w:val="18"/>
               </w:rPr>
               <w:t>8</w:t>
-            </w:r>
-          </w:p>
-        </w:tc>
-      </w:tr>
-      <w:tr>
-        <w:trPr/>
-        <w:tc>
-          <w:tcPr>
-            <w:tcW w:w="1100" w:type="dxa"/>
-            <w:tcBorders>
-              <w:top w:val="single" w:sz="2" w:space="0" w:color="AEBFCC"/>
-              <w:left w:val="single" w:sz="2" w:space="0" w:color="AEBFCC"/>
-              <w:bottom w:val="single" w:sz="2" w:space="0" w:color="AEBFCC"/>
-              <w:right w:val="single" w:sz="2" w:space="0" w:color="AEBFCC"/>
-            </w:tcBorders>
-            <w:shd w:fill="F2F7FA" w:val="clear"/>
-            <w:vAlign w:val="center"/>
-          </w:tcPr>
-          <w:p>
-            <w:pPr>
-              <w:pStyle w:val="Normal"/>
-              <w:spacing w:lineRule="exact" w:line="252" w:before="0" w:after="0"/>
-              <w:jc w:val="left"/>
-              <w:rPr/>
-            </w:pPr>
-            <w:r>
-              <w:rPr>
-                <w:rFonts w:eastAsia="Arial" w:cs="Arial"/>
-                <w:sz w:val="18"/>
-                <w:szCs w:val="18"/>
-              </w:rPr>
-              <w:t>US-06</w:t>
-            </w:r>
-          </w:p>
-        </w:tc>
-        <w:tc>
-          <w:tcPr>
-            <w:tcW w:w="4925" w:type="dxa"/>
-            <w:tcBorders>
-              <w:top w:val="single" w:sz="2" w:space="0" w:color="AEBFCC"/>
-              <w:left w:val="single" w:sz="2" w:space="0" w:color="AEBFCC"/>
-              <w:bottom w:val="single" w:sz="2" w:space="0" w:color="AEBFCC"/>
-              <w:right w:val="single" w:sz="2" w:space="0" w:color="AEBFCC"/>
-            </w:tcBorders>
-            <w:shd w:fill="F2F7FA" w:val="clear"/>
-            <w:vAlign w:val="center"/>
-          </w:tcPr>
-          <w:p>
-            <w:pPr>
-              <w:pStyle w:val="Normal"/>
-              <w:spacing w:lineRule="exact" w:line="252" w:before="0" w:after="0"/>
-              <w:jc w:val="left"/>
-              <w:rPr/>
-            </w:pPr>
-            <w:r>
-              <w:rPr>
-                <w:rFonts w:eastAsia="Arial" w:cs="Arial"/>
-                <w:sz w:val="18"/>
-                <w:szCs w:val="18"/>
-              </w:rPr>
-              <w:t>As a blind voter, every page is read aloud by TTS so I can use the system without sight.</w:t>
-            </w:r>
-          </w:p>
-        </w:tc>
-        <w:tc>
-          <w:tcPr>
-            <w:tcW w:w="1000" w:type="dxa"/>
-            <w:tcBorders>
-              <w:top w:val="single" w:sz="2" w:space="0" w:color="AEBFCC"/>
-              <w:left w:val="single" w:sz="2" w:space="0" w:color="AEBFCC"/>
-              <w:bottom w:val="single" w:sz="2" w:space="0" w:color="AEBFCC"/>
-              <w:right w:val="single" w:sz="2" w:space="0" w:color="AEBFCC"/>
-            </w:tcBorders>
-            <w:shd w:fill="F2F7FA" w:val="clear"/>
-            <w:vAlign w:val="center"/>
-          </w:tcPr>
-          <w:p>
-            <w:pPr>
-              <w:pStyle w:val="Normal"/>
-              <w:spacing w:lineRule="exact" w:line="252" w:before="0" w:after="0"/>
-              <w:jc w:val="left"/>
-              <w:rPr/>
-            </w:pPr>
-            <w:r>
-              <w:rPr>
-                <w:rFonts w:eastAsia="Arial" w:cs="Arial"/>
-                <w:sz w:val="18"/>
-                <w:szCs w:val="18"/>
-              </w:rPr>
-              <w:t>Must</w:t>
-            </w:r>
-          </w:p>
-        </w:tc>
-        <w:tc>
-          <w:tcPr>
-            <w:tcW w:w="1000" w:type="dxa"/>
-            <w:tcBorders>
-              <w:top w:val="single" w:sz="2" w:space="0" w:color="AEBFCC"/>
-              <w:left w:val="single" w:sz="2" w:space="0" w:color="AEBFCC"/>
-              <w:bottom w:val="single" w:sz="2" w:space="0" w:color="AEBFCC"/>
-              <w:right w:val="single" w:sz="2" w:space="0" w:color="AEBFCC"/>
-            </w:tcBorders>
-            <w:shd w:fill="F2F7FA" w:val="clear"/>
-            <w:vAlign w:val="center"/>
-          </w:tcPr>
-          <w:p>
-            <w:pPr>
-              <w:pStyle w:val="Normal"/>
-              <w:spacing w:lineRule="exact" w:line="252" w:before="0" w:after="0"/>
-              <w:jc w:val="left"/>
-              <w:rPr/>
-            </w:pPr>
-            <w:r>
-              <w:rPr>
-                <w:rFonts w:eastAsia="Arial" w:cs="Arial"/>
-                <w:sz w:val="18"/>
-                <w:szCs w:val="18"/>
-              </w:rPr>
-              <w:t>8</w:t>
-            </w:r>
-          </w:p>
-        </w:tc>
-        <w:tc>
-          <w:tcPr>
-            <w:tcW w:w="1001" w:type="dxa"/>
-            <w:tcBorders>
-              <w:top w:val="single" w:sz="2" w:space="0" w:color="AEBFCC"/>
-              <w:left w:val="single" w:sz="2" w:space="0" w:color="AEBFCC"/>
-              <w:bottom w:val="single" w:sz="2" w:space="0" w:color="AEBFCC"/>
-              <w:right w:val="single" w:sz="2" w:space="0" w:color="AEBFCC"/>
-            </w:tcBorders>
-            <w:shd w:fill="F2F7FA" w:val="clear"/>
-            <w:vAlign w:val="center"/>
-          </w:tcPr>
-          <w:p>
-            <w:pPr>
-              <w:pStyle w:val="Normal"/>
-              <w:spacing w:lineRule="exact" w:line="252" w:before="0" w:after="0"/>
-              <w:jc w:val="left"/>
-              <w:rPr/>
-            </w:pPr>
-            <w:r>
-              <w:rPr>
-                <w:rFonts w:eastAsia="Arial" w:cs="Arial"/>
-                <w:sz w:val="18"/>
-                <w:szCs w:val="18"/>
-              </w:rPr>
-              <w:t>24</w:t>
-            </w:r>
-          </w:p>
-        </w:tc>
-      </w:tr>
-      <w:tr>
-        <w:trPr/>
-        <w:tc>
-          <w:tcPr>
-            <w:tcW w:w="1100" w:type="dxa"/>
-            <w:tcBorders>
-              <w:top w:val="single" w:sz="2" w:space="0" w:color="AEBFCC"/>
-              <w:left w:val="single" w:sz="2" w:space="0" w:color="AEBFCC"/>
-              <w:bottom w:val="single" w:sz="2" w:space="0" w:color="AEBFCC"/>
-              <w:right w:val="single" w:sz="2" w:space="0" w:color="AEBFCC"/>
-            </w:tcBorders>
-            <w:shd w:fill="FFFFFF" w:val="clear"/>
-            <w:vAlign w:val="center"/>
-          </w:tcPr>
-          <w:p>
-            <w:pPr>
-              <w:pStyle w:val="Normal"/>
-              <w:spacing w:lineRule="exact" w:line="252" w:before="0" w:after="0"/>
-              <w:jc w:val="left"/>
-              <w:rPr/>
-            </w:pPr>
-            <w:r>
-              <w:rPr>
-                <w:rFonts w:eastAsia="Arial" w:cs="Arial"/>
-                <w:sz w:val="18"/>
-                <w:szCs w:val="18"/>
-              </w:rPr>
-              <w:t>US-07</w:t>
-            </w:r>
-          </w:p>
-        </w:tc>
-        <w:tc>
-          <w:tcPr>
-            <w:tcW w:w="4925" w:type="dxa"/>
-            <w:tcBorders>
-              <w:top w:val="single" w:sz="2" w:space="0" w:color="AEBFCC"/>
-              <w:left w:val="single" w:sz="2" w:space="0" w:color="AEBFCC"/>
-              <w:bottom w:val="single" w:sz="2" w:space="0" w:color="AEBFCC"/>
-              <w:right w:val="single" w:sz="2" w:space="0" w:color="AEBFCC"/>
-            </w:tcBorders>
-            <w:shd w:fill="FFFFFF" w:val="clear"/>
-            <w:vAlign w:val="center"/>
-          </w:tcPr>
-          <w:p>
-            <w:pPr>
-              <w:pStyle w:val="Normal"/>
-              <w:spacing w:lineRule="exact" w:line="252" w:before="0" w:after="0"/>
-              <w:jc w:val="left"/>
-              <w:rPr/>
-            </w:pPr>
-            <w:r>
-              <w:rPr>
-                <w:rFonts w:eastAsia="Arial" w:cs="Arial"/>
-                <w:sz w:val="18"/>
-                <w:szCs w:val="18"/>
-              </w:rPr>
-              <w:t>As a blind voter, I can navigate the whole app by keyboard only.</w:t>
-            </w:r>
-          </w:p>
-        </w:tc>
-        <w:tc>
-          <w:tcPr>
-            <w:tcW w:w="1000" w:type="dxa"/>
-            <w:tcBorders>
-              <w:top w:val="single" w:sz="2" w:space="0" w:color="AEBFCC"/>
-              <w:left w:val="single" w:sz="2" w:space="0" w:color="AEBFCC"/>
-              <w:bottom w:val="single" w:sz="2" w:space="0" w:color="AEBFCC"/>
-              <w:right w:val="single" w:sz="2" w:space="0" w:color="AEBFCC"/>
-            </w:tcBorders>
-            <w:shd w:fill="FFFFFF" w:val="clear"/>
-            <w:vAlign w:val="center"/>
-          </w:tcPr>
-          <w:p>
-            <w:pPr>
-              <w:pStyle w:val="Normal"/>
-              <w:spacing w:lineRule="exact" w:line="252" w:before="0" w:after="0"/>
-              <w:jc w:val="left"/>
-              <w:rPr/>
-            </w:pPr>
-            <w:r>
-              <w:rPr>
-                <w:rFonts w:eastAsia="Arial" w:cs="Arial"/>
-                <w:sz w:val="18"/>
-                <w:szCs w:val="18"/>
-              </w:rPr>
-              <w:t>Must</w:t>
-            </w:r>
-          </w:p>
-        </w:tc>
-        <w:tc>
-          <w:tcPr>
-            <w:tcW w:w="1000" w:type="dxa"/>
-            <w:tcBorders>
-              <w:top w:val="single" w:sz="2" w:space="0" w:color="AEBFCC"/>
-              <w:left w:val="single" w:sz="2" w:space="0" w:color="AEBFCC"/>
-              <w:bottom w:val="single" w:sz="2" w:space="0" w:color="AEBFCC"/>
-              <w:right w:val="single" w:sz="2" w:space="0" w:color="AEBFCC"/>
-            </w:tcBorders>
-            <w:shd w:fill="FFFFFF" w:val="clear"/>
-            <w:vAlign w:val="center"/>
-          </w:tcPr>
-          <w:p>
-            <w:pPr>
-              <w:pStyle w:val="Normal"/>
-              <w:spacing w:lineRule="exact" w:line="252" w:before="0" w:after="0"/>
-              <w:jc w:val="left"/>
-              <w:rPr/>
-            </w:pPr>
-            <w:r>
-              <w:rPr>
-                <w:rFonts w:eastAsia="Arial" w:cs="Arial"/>
-                <w:sz w:val="18"/>
-                <w:szCs w:val="18"/>
-              </w:rPr>
-              <w:t>5</w:t>
-            </w:r>
-          </w:p>
-        </w:tc>
-        <w:tc>
-          <w:tcPr>
-            <w:tcW w:w="1001" w:type="dxa"/>
-            <w:tcBorders>
-              <w:top w:val="single" w:sz="2" w:space="0" w:color="AEBFCC"/>
-              <w:left w:val="single" w:sz="2" w:space="0" w:color="AEBFCC"/>
-              <w:bottom w:val="single" w:sz="2" w:space="0" w:color="AEBFCC"/>
-              <w:right w:val="single" w:sz="2" w:space="0" w:color="AEBFCC"/>
-            </w:tcBorders>
-            <w:shd w:fill="FFFFFF" w:val="clear"/>
-            <w:vAlign w:val="center"/>
-          </w:tcPr>
-          <w:p>
-            <w:pPr>
-              <w:pStyle w:val="Normal"/>
-              <w:spacing w:lineRule="exact" w:line="252" w:before="0" w:after="0"/>
-              <w:jc w:val="left"/>
-              <w:rPr/>
-            </w:pPr>
-            <w:r>
-              <w:rPr>
-                <w:rFonts w:eastAsia="Arial" w:cs="Arial"/>
-                <w:sz w:val="18"/>
-                <w:szCs w:val="18"/>
-              </w:rPr>
-              <w:t>16</w:t>
-            </w:r>
-          </w:p>
-        </w:tc>
-      </w:tr>
-      <w:tr>
-        <w:trPr/>
-        <w:tc>
-          <w:tcPr>
-            <w:tcW w:w="1100" w:type="dxa"/>
-            <w:tcBorders>
-              <w:top w:val="single" w:sz="2" w:space="0" w:color="AEBFCC"/>
-              <w:left w:val="single" w:sz="2" w:space="0" w:color="AEBFCC"/>
-              <w:bottom w:val="single" w:sz="2" w:space="0" w:color="AEBFCC"/>
-              <w:right w:val="single" w:sz="2" w:space="0" w:color="AEBFCC"/>
-            </w:tcBorders>
-            <w:shd w:fill="F2F7FA" w:val="clear"/>
-            <w:vAlign w:val="center"/>
-          </w:tcPr>
-          <w:p>
-            <w:pPr>
-              <w:pStyle w:val="Normal"/>
-              <w:spacing w:lineRule="exact" w:line="252" w:before="0" w:after="0"/>
-              <w:jc w:val="left"/>
-              <w:rPr/>
-            </w:pPr>
-            <w:r>
-              <w:rPr>
-                <w:rFonts w:eastAsia="Arial" w:cs="Arial"/>
-                <w:sz w:val="18"/>
-                <w:szCs w:val="18"/>
-              </w:rPr>
-              <w:t>US-17</w:t>
-            </w:r>
-          </w:p>
-        </w:tc>
-        <w:tc>
-          <w:tcPr>
-            <w:tcW w:w="4925" w:type="dxa"/>
-            <w:tcBorders>
-              <w:top w:val="single" w:sz="2" w:space="0" w:color="AEBFCC"/>
-              <w:left w:val="single" w:sz="2" w:space="0" w:color="AEBFCC"/>
-              <w:bottom w:val="single" w:sz="2" w:space="0" w:color="AEBFCC"/>
-              <w:right w:val="single" w:sz="2" w:space="0" w:color="AEBFCC"/>
-            </w:tcBorders>
-            <w:shd w:fill="F2F7FA" w:val="clear"/>
-            <w:vAlign w:val="center"/>
-          </w:tcPr>
-          <w:p>
-            <w:pPr>
-              <w:pStyle w:val="Normal"/>
-              <w:spacing w:lineRule="exact" w:line="252" w:before="0" w:after="0"/>
-              <w:jc w:val="left"/>
-              <w:rPr/>
-            </w:pPr>
-            <w:r>
-              <w:rPr>
-                <w:rFonts w:eastAsia="Arial" w:cs="Arial"/>
-                <w:sz w:val="18"/>
-                <w:szCs w:val="18"/>
-              </w:rPr>
-              <w:t>As a voter, I can hear the list of candidates and select one.</w:t>
-            </w:r>
-          </w:p>
-        </w:tc>
-        <w:tc>
-          <w:tcPr>
-            <w:tcW w:w="1000" w:type="dxa"/>
-            <w:tcBorders>
-              <w:top w:val="single" w:sz="2" w:space="0" w:color="AEBFCC"/>
-              <w:left w:val="single" w:sz="2" w:space="0" w:color="AEBFCC"/>
-              <w:bottom w:val="single" w:sz="2" w:space="0" w:color="AEBFCC"/>
-              <w:right w:val="single" w:sz="2" w:space="0" w:color="AEBFCC"/>
-            </w:tcBorders>
-            <w:shd w:fill="F2F7FA" w:val="clear"/>
-            <w:vAlign w:val="center"/>
-          </w:tcPr>
-          <w:p>
-            <w:pPr>
-              <w:pStyle w:val="Normal"/>
-              <w:spacing w:lineRule="exact" w:line="252" w:before="0" w:after="0"/>
-              <w:jc w:val="left"/>
-              <w:rPr/>
-            </w:pPr>
-            <w:r>
-              <w:rPr>
-                <w:rFonts w:eastAsia="Arial" w:cs="Arial"/>
-                <w:sz w:val="18"/>
-                <w:szCs w:val="18"/>
-              </w:rPr>
-              <w:t>Must</w:t>
-            </w:r>
-          </w:p>
-        </w:tc>
-        <w:tc>
-          <w:tcPr>
-            <w:tcW w:w="1000" w:type="dxa"/>
-            <w:tcBorders>
-              <w:top w:val="single" w:sz="2" w:space="0" w:color="AEBFCC"/>
-              <w:left w:val="single" w:sz="2" w:space="0" w:color="AEBFCC"/>
-              <w:bottom w:val="single" w:sz="2" w:space="0" w:color="AEBFCC"/>
-              <w:right w:val="single" w:sz="2" w:space="0" w:color="AEBFCC"/>
-            </w:tcBorders>
-            <w:shd w:fill="F2F7FA" w:val="clear"/>
-            <w:vAlign w:val="center"/>
-          </w:tcPr>
-          <w:p>
-            <w:pPr>
-              <w:pStyle w:val="Normal"/>
-              <w:spacing w:lineRule="exact" w:line="252" w:before="0" w:after="0"/>
-              <w:jc w:val="left"/>
-              <w:rPr/>
-            </w:pPr>
-            <w:r>
-              <w:rPr>
-                <w:rFonts w:eastAsia="Arial" w:cs="Arial"/>
-                <w:sz w:val="18"/>
-                <w:szCs w:val="18"/>
-              </w:rPr>
-              <w:t>5</w:t>
-            </w:r>
-          </w:p>
-        </w:tc>
-        <w:tc>
-          <w:tcPr>
-            <w:tcW w:w="1001" w:type="dxa"/>
-            <w:tcBorders>
-              <w:top w:val="single" w:sz="2" w:space="0" w:color="AEBFCC"/>
-              <w:left w:val="single" w:sz="2" w:space="0" w:color="AEBFCC"/>
-              <w:bottom w:val="single" w:sz="2" w:space="0" w:color="AEBFCC"/>
-              <w:right w:val="single" w:sz="2" w:space="0" w:color="AEBFCC"/>
-            </w:tcBorders>
-            <w:shd w:fill="F2F7FA" w:val="clear"/>
-            <w:vAlign w:val="center"/>
-          </w:tcPr>
-          <w:p>
-            <w:pPr>
-              <w:pStyle w:val="Normal"/>
-              <w:spacing w:lineRule="exact" w:line="252" w:before="0" w:after="0"/>
-              <w:jc w:val="left"/>
-              <w:rPr/>
-            </w:pPr>
-            <w:r>
-              <w:rPr>
-                <w:rFonts w:eastAsia="Arial" w:cs="Arial"/>
-                <w:sz w:val="18"/>
-                <w:szCs w:val="18"/>
-              </w:rPr>
-              <w:t>16</w:t>
             </w:r>
           </w:p>
         </w:tc>
@@ -17044,7 +16687,79 @@
         <w:rPr>
           <w:rFonts w:eastAsia="Arial" w:cs="Arial"/>
         </w:rPr>
-        <w:t>Sprint 1 commitment: 6 stories, 31 story points (≈ 96 hours). With three members and roughly 30 available hours each in the week (~90 hours), this is an ambitious but achievable foundational sprint; lower-priority items will be moved to Sprint 2 if velocity is lower than planned.</w:t>
+        <w:t xml:space="preserve">Sprint 1 commitment: </w:t>
+      </w:r>
+      <w:r>
+        <w:rPr>
+          <w:rFonts w:eastAsia="Arial" w:cs="Arial"/>
+        </w:rPr>
+        <w:t>3</w:t>
+      </w:r>
+      <w:r>
+        <w:rPr>
+          <w:rFonts w:eastAsia="Arial" w:cs="Arial"/>
+        </w:rPr>
+        <w:t xml:space="preserve"> stories, </w:t>
+      </w:r>
+      <w:r>
+        <w:rPr>
+          <w:rFonts w:eastAsia="Arial" w:cs="Arial"/>
+        </w:rPr>
+        <w:t>13</w:t>
+      </w:r>
+      <w:r>
+        <w:rPr>
+          <w:rFonts w:eastAsia="Arial" w:cs="Arial"/>
+        </w:rPr>
+        <w:t xml:space="preserve"> story points (≈ </w:t>
+      </w:r>
+      <w:r>
+        <w:rPr>
+          <w:rFonts w:eastAsia="Arial" w:cs="Arial"/>
+        </w:rPr>
+        <w:t>40</w:t>
+      </w:r>
+      <w:r>
+        <w:rPr>
+          <w:rFonts w:eastAsia="Arial" w:cs="Arial"/>
+        </w:rPr>
+        <w:t xml:space="preserve"> hours). With three members and roughly </w:t>
+      </w:r>
+      <w:r>
+        <w:rPr>
+          <w:rFonts w:eastAsia="Arial" w:cs="Arial"/>
+        </w:rPr>
+        <w:t>3</w:t>
+      </w:r>
+      <w:r>
+        <w:rPr>
+          <w:rFonts w:eastAsia="Arial" w:cs="Arial"/>
+        </w:rPr>
+        <w:t xml:space="preserve"> available hours each in the week (~</w:t>
+      </w:r>
+      <w:r>
+        <w:rPr>
+          <w:rFonts w:eastAsia="Arial" w:cs="Arial"/>
+        </w:rPr>
+        <w:t>3 members * 6 weeks * 3</w:t>
+      </w:r>
+      <w:r>
+        <w:rPr>
+          <w:rFonts w:eastAsia="Arial" w:cs="Arial"/>
+        </w:rPr>
+        <w:t xml:space="preserve"> hours) </w:t>
+      </w:r>
+      <w:r>
+        <w:rPr>
+          <w:rFonts w:eastAsia="Arial" w:cs="Arial"/>
+        </w:rPr>
+        <w:t>54 hours total</w:t>
+      </w:r>
+      <w:r>
+        <w:rPr>
+          <w:rFonts w:eastAsia="Arial" w:cs="Arial"/>
+        </w:rPr>
+        <w:t>, this is an ambitious but achievable foundational sprint; lower-priority items will be moved to Sprint 2 if velocity is lower than planned.</w:t>
       </w:r>
     </w:p>
     <w:p>
@@ -17076,8 +16791,8 @@
       </w:tblPr>
       <w:tblGrid>
         <w:gridCol w:w="2600"/>
-        <w:gridCol w:w="3212"/>
-        <w:gridCol w:w="3214"/>
+        <w:gridCol w:w="3211"/>
+        <w:gridCol w:w="3215"/>
       </w:tblGrid>
       <w:tr>
         <w:trPr>
@@ -17117,7 +16832,7 @@
         </w:tc>
         <w:tc>
           <w:tcPr>
-            <w:tcW w:w="3212" w:type="dxa"/>
+            <w:tcW w:w="3211" w:type="dxa"/>
             <w:tcBorders>
               <w:top w:val="single" w:sz="2" w:space="0" w:color="AEBFCC"/>
               <w:left w:val="single" w:sz="2" w:space="0" w:color="AEBFCC"/>
@@ -17149,7 +16864,7 @@
         </w:tc>
         <w:tc>
           <w:tcPr>
-            <w:tcW w:w="3214" w:type="dxa"/>
+            <w:tcW w:w="3215" w:type="dxa"/>
             <w:tcBorders>
               <w:top w:val="single" w:sz="2" w:space="0" w:color="AEBFCC"/>
               <w:left w:val="single" w:sz="2" w:space="0" w:color="AEBFCC"/>
@@ -17213,7 +16928,7 @@
         </w:tc>
         <w:tc>
           <w:tcPr>
-            <w:tcW w:w="3212" w:type="dxa"/>
+            <w:tcW w:w="3211" w:type="dxa"/>
             <w:tcBorders>
               <w:top w:val="single" w:sz="2" w:space="0" w:color="AEBFCC"/>
               <w:left w:val="single" w:sz="2" w:space="0" w:color="AEBFCC"/>
@@ -17236,13 +16951,21 @@
                 <w:sz w:val="18"/>
                 <w:szCs w:val="18"/>
               </w:rPr>
-              <w:t>Backend Developer</w:t>
-            </w:r>
-          </w:p>
-        </w:tc>
-        <w:tc>
-          <w:tcPr>
-            <w:tcW w:w="3214" w:type="dxa"/>
+              <w:t xml:space="preserve">Backend Developer </w:t>
+            </w:r>
+            <w:r>
+              <w:rPr>
+                <w:rFonts w:eastAsia="Arial" w:cs="Arial"/>
+                <w:sz w:val="18"/>
+                <w:szCs w:val="18"/>
+              </w:rPr>
+              <w:t>and API Engineer</w:t>
+            </w:r>
+          </w:p>
+        </w:tc>
+        <w:tc>
+          <w:tcPr>
+            <w:tcW w:w="3215" w:type="dxa"/>
             <w:tcBorders>
               <w:top w:val="single" w:sz="2" w:space="0" w:color="AEBFCC"/>
               <w:left w:val="single" w:sz="2" w:space="0" w:color="AEBFCC"/>
@@ -17303,7 +17026,7 @@
         </w:tc>
         <w:tc>
           <w:tcPr>
-            <w:tcW w:w="3212" w:type="dxa"/>
+            <w:tcW w:w="3211" w:type="dxa"/>
             <w:tcBorders>
               <w:top w:val="single" w:sz="2" w:space="0" w:color="AEBFCC"/>
               <w:left w:val="single" w:sz="2" w:space="0" w:color="AEBFCC"/>
@@ -17326,13 +17049,13 @@
                 <w:sz w:val="18"/>
                 <w:szCs w:val="18"/>
               </w:rPr>
-              <w:t>AI Integration</w:t>
-            </w:r>
-          </w:p>
-        </w:tc>
-        <w:tc>
-          <w:tcPr>
-            <w:tcW w:w="3214" w:type="dxa"/>
+              <w:t>Backend Developer</w:t>
+            </w:r>
+          </w:p>
+        </w:tc>
+        <w:tc>
+          <w:tcPr>
+            <w:tcW w:w="3215" w:type="dxa"/>
             <w:tcBorders>
               <w:top w:val="single" w:sz="2" w:space="0" w:color="AEBFCC"/>
               <w:left w:val="single" w:sz="2" w:space="0" w:color="AEBFCC"/>
@@ -17355,7 +17078,7 @@
                 <w:sz w:val="18"/>
                 <w:szCs w:val="18"/>
               </w:rPr>
-              <w:t>TTS read-aloud engine and audio confirmation flow (US-06, US-11 support).</w:t>
+              <w:t>CNIC validation, Login/OTP.</w:t>
             </w:r>
           </w:p>
         </w:tc>
@@ -17393,7 +17116,7 @@
         </w:tc>
         <w:tc>
           <w:tcPr>
-            <w:tcW w:w="3212" w:type="dxa"/>
+            <w:tcW w:w="3211" w:type="dxa"/>
             <w:tcBorders>
               <w:top w:val="single" w:sz="2" w:space="0" w:color="AEBFCC"/>
               <w:left w:val="single" w:sz="2" w:space="0" w:color="AEBFCC"/>
@@ -17422,7 +17145,7 @@
         </w:tc>
         <w:tc>
           <w:tcPr>
-            <w:tcW w:w="3214" w:type="dxa"/>
+            <w:tcW w:w="3215" w:type="dxa"/>
             <w:tcBorders>
               <w:top w:val="single" w:sz="2" w:space="0" w:color="AEBFCC"/>
               <w:left w:val="single" w:sz="2" w:space="0" w:color="AEBFCC"/>
@@ -17435,17 +17158,18 @@
           <w:p>
             <w:pPr>
               <w:pStyle w:val="Normal"/>
-              <w:spacing w:lineRule="exact" w:line="252" w:before="0" w:after="0"/>
-              <w:jc w:val="left"/>
-              <w:rPr/>
-            </w:pPr>
-            <w:r>
-              <w:rPr>
-                <w:rFonts w:eastAsia="Arial" w:cs="Arial"/>
-                <w:sz w:val="18"/>
-                <w:szCs w:val="18"/>
-              </w:rPr>
-              <w:t>Accessible ballot page, keyboard navigation, focus styles, candidate selection (US-07, US-17).</w:t>
+              <w:bidi w:val="0"/>
+              <w:spacing w:lineRule="exact" w:line="252" w:before="0" w:after="0"/>
+              <w:jc w:val="left"/>
+              <w:rPr/>
+            </w:pPr>
+            <w:r>
+              <w:rPr>
+                <w:rFonts w:eastAsia="Arial" w:cs="Arial"/>
+                <w:sz w:val="18"/>
+                <w:szCs w:val="18"/>
+              </w:rPr>
+              <w:t>Frontend Design, eligibility check.</w:t>
             </w:r>
           </w:p>
         </w:tc>
@@ -17626,7 +17350,7 @@
                 <w:sz w:val="18"/>
                 <w:szCs w:val="18"/>
               </w:rPr>
-              <w:t>Sprint planning; environment, repo and Jira board setup; data models.</w:t>
+              <w:t>Sprint planning; data models.</w:t>
             </w:r>
           </w:p>
         </w:tc>
@@ -17658,15 +17382,7 @@
                 <w:sz w:val="18"/>
                 <w:szCs w:val="18"/>
               </w:rPr>
-              <w:t>Week</w:t>
-            </w:r>
-            <w:r>
-              <w:rPr>
-                <w:rFonts w:eastAsia="Arial" w:cs="Arial"/>
-                <w:sz w:val="18"/>
-                <w:szCs w:val="18"/>
-              </w:rPr>
-              <w:t xml:space="preserve"> 2–3</w:t>
+              <w:t>Week 2–3</w:t>
             </w:r>
           </w:p>
         </w:tc>
@@ -17695,7 +17411,23 @@
                 <w:sz w:val="18"/>
                 <w:szCs w:val="18"/>
               </w:rPr>
-              <w:t>Registration, login/OTP and eligibility (backend); ballot page scaffold (frontend).</w:t>
+              <w:t xml:space="preserve">Registration, login/OTP; </w:t>
+            </w:r>
+            <w:r>
+              <w:rPr>
+                <w:rFonts w:eastAsia="Arial" w:cs="Arial"/>
+                <w:sz w:val="18"/>
+                <w:szCs w:val="18"/>
+              </w:rPr>
+              <w:t>B</w:t>
+            </w:r>
+            <w:r>
+              <w:rPr>
+                <w:rFonts w:eastAsia="Arial" w:cs="Arial"/>
+                <w:sz w:val="18"/>
+                <w:szCs w:val="18"/>
+              </w:rPr>
+              <w:t>allot page scaffold (frontend).</w:t>
             </w:r>
           </w:p>
         </w:tc>
@@ -17727,23 +17459,7 @@
                 <w:sz w:val="18"/>
                 <w:szCs w:val="18"/>
               </w:rPr>
-              <w:t>Week</w:t>
-            </w:r>
-            <w:r>
-              <w:rPr>
-                <w:rFonts w:eastAsia="Arial" w:cs="Arial"/>
-                <w:sz w:val="18"/>
-                <w:szCs w:val="18"/>
-              </w:rPr>
-              <w:t xml:space="preserve"> </w:t>
-            </w:r>
-            <w:r>
-              <w:rPr>
-                <w:rFonts w:eastAsia="Arial" w:cs="Arial"/>
-                <w:sz w:val="18"/>
-                <w:szCs w:val="18"/>
-              </w:rPr>
-              <w:t>4</w:t>
+              <w:t>Week 4</w:t>
             </w:r>
           </w:p>
         </w:tc>
@@ -17772,7 +17488,23 @@
                 <w:sz w:val="18"/>
                 <w:szCs w:val="18"/>
               </w:rPr>
-              <w:t>TTS read-aloud and audio confirmation; keyboard navigation and candidate selection.</w:t>
+              <w:t>E</w:t>
+            </w:r>
+            <w:r>
+              <w:rPr>
+                <w:rFonts w:eastAsia="Arial" w:cs="Arial"/>
+                <w:sz w:val="18"/>
+                <w:szCs w:val="18"/>
+              </w:rPr>
+              <w:t xml:space="preserve">ligibility (backend); </w:t>
+            </w:r>
+            <w:r>
+              <w:rPr>
+                <w:rFonts w:eastAsia="Arial" w:cs="Arial"/>
+                <w:sz w:val="18"/>
+                <w:szCs w:val="18"/>
+              </w:rPr>
+              <w:t>Front-end</w:t>
             </w:r>
           </w:p>
         </w:tc>
@@ -17833,7 +17565,7 @@
                 <w:sz w:val="18"/>
                 <w:szCs w:val="18"/>
               </w:rPr>
-              <w:t>Integration and accessibility testing (screen reader + keyboard).</w:t>
+              <w:t>Integration of Back-end and Front-end</w:t>
             </w:r>
           </w:p>
         </w:tc>
@@ -18478,10 +18210,10 @@
         </w:tblCellMar>
       </w:tblPr>
       <w:tblGrid>
-        <w:gridCol w:w="1299"/>
-        <w:gridCol w:w="5126"/>
-        <w:gridCol w:w="1301"/>
-        <w:gridCol w:w="1299"/>
+        <w:gridCol w:w="1298"/>
+        <w:gridCol w:w="5127"/>
+        <w:gridCol w:w="1302"/>
+        <w:gridCol w:w="1298"/>
       </w:tblGrid>
       <w:tr>
         <w:trPr>
@@ -18489,7 +18221,7 @@
         </w:trPr>
         <w:tc>
           <w:tcPr>
-            <w:tcW w:w="1299" w:type="dxa"/>
+            <w:tcW w:w="1298" w:type="dxa"/>
             <w:tcBorders>
               <w:top w:val="single" w:sz="2" w:space="0" w:color="AEBFCC"/>
               <w:left w:val="single" w:sz="2" w:space="0" w:color="AEBFCC"/>
@@ -18521,7 +18253,7 @@
         </w:tc>
         <w:tc>
           <w:tcPr>
-            <w:tcW w:w="5126" w:type="dxa"/>
+            <w:tcW w:w="5127" w:type="dxa"/>
             <w:tcBorders>
               <w:top w:val="single" w:sz="2" w:space="0" w:color="AEBFCC"/>
               <w:left w:val="single" w:sz="2" w:space="0" w:color="AEBFCC"/>
@@ -18553,7 +18285,7 @@
         </w:tc>
         <w:tc>
           <w:tcPr>
-            <w:tcW w:w="1301" w:type="dxa"/>
+            <w:tcW w:w="1302" w:type="dxa"/>
             <w:tcBorders>
               <w:top w:val="single" w:sz="2" w:space="0" w:color="AEBFCC"/>
               <w:left w:val="single" w:sz="2" w:space="0" w:color="AEBFCC"/>
@@ -18585,7 +18317,7 @@
         </w:tc>
         <w:tc>
           <w:tcPr>
-            <w:tcW w:w="1299" w:type="dxa"/>
+            <w:tcW w:w="1298" w:type="dxa"/>
             <w:tcBorders>
               <w:top w:val="single" w:sz="2" w:space="0" w:color="AEBFCC"/>
               <w:left w:val="single" w:sz="2" w:space="0" w:color="AEBFCC"/>
@@ -18620,7 +18352,7 @@
         <w:trPr/>
         <w:tc>
           <w:tcPr>
-            <w:tcW w:w="1299" w:type="dxa"/>
+            <w:tcW w:w="1298" w:type="dxa"/>
             <w:tcBorders>
               <w:top w:val="single" w:sz="2" w:space="0" w:color="AEBFCC"/>
               <w:left w:val="single" w:sz="2" w:space="0" w:color="AEBFCC"/>
@@ -18649,7 +18381,7 @@
         </w:tc>
         <w:tc>
           <w:tcPr>
-            <w:tcW w:w="5126" w:type="dxa"/>
+            <w:tcW w:w="5127" w:type="dxa"/>
             <w:tcBorders>
               <w:top w:val="single" w:sz="2" w:space="0" w:color="AEBFCC"/>
               <w:left w:val="single" w:sz="2" w:space="0" w:color="AEBFCC"/>
@@ -18678,7 +18410,7 @@
         </w:tc>
         <w:tc>
           <w:tcPr>
-            <w:tcW w:w="1301" w:type="dxa"/>
+            <w:tcW w:w="1302" w:type="dxa"/>
             <w:tcBorders>
               <w:top w:val="single" w:sz="2" w:space="0" w:color="AEBFCC"/>
               <w:left w:val="single" w:sz="2" w:space="0" w:color="AEBFCC"/>
@@ -18707,7 +18439,7 @@
         </w:tc>
         <w:tc>
           <w:tcPr>
-            <w:tcW w:w="1299" w:type="dxa"/>
+            <w:tcW w:w="1298" w:type="dxa"/>
             <w:tcBorders>
               <w:top w:val="single" w:sz="2" w:space="0" w:color="AEBFCC"/>
               <w:left w:val="single" w:sz="2" w:space="0" w:color="AEBFCC"/>
@@ -18730,7 +18462,7 @@
                 <w:sz w:val="18"/>
                 <w:szCs w:val="18"/>
               </w:rPr>
-              <w:t>To-Do</w:t>
+              <w:t>Completed</w:t>
             </w:r>
           </w:p>
         </w:tc>
@@ -18739,7 +18471,7 @@
         <w:trPr/>
         <w:tc>
           <w:tcPr>
-            <w:tcW w:w="1299" w:type="dxa"/>
+            <w:tcW w:w="1298" w:type="dxa"/>
             <w:tcBorders>
               <w:top w:val="single" w:sz="2" w:space="0" w:color="AEBFCC"/>
               <w:left w:val="single" w:sz="2" w:space="0" w:color="AEBFCC"/>
@@ -18768,7 +18500,7 @@
         </w:tc>
         <w:tc>
           <w:tcPr>
-            <w:tcW w:w="5126" w:type="dxa"/>
+            <w:tcW w:w="5127" w:type="dxa"/>
             <w:tcBorders>
               <w:top w:val="single" w:sz="2" w:space="0" w:color="AEBFCC"/>
               <w:left w:val="single" w:sz="2" w:space="0" w:color="AEBFCC"/>
@@ -18797,7 +18529,7 @@
         </w:tc>
         <w:tc>
           <w:tcPr>
-            <w:tcW w:w="1301" w:type="dxa"/>
+            <w:tcW w:w="1302" w:type="dxa"/>
             <w:tcBorders>
               <w:top w:val="single" w:sz="2" w:space="0" w:color="AEBFCC"/>
               <w:left w:val="single" w:sz="2" w:space="0" w:color="AEBFCC"/>
@@ -18826,7 +18558,7 @@
         </w:tc>
         <w:tc>
           <w:tcPr>
-            <w:tcW w:w="1299" w:type="dxa"/>
+            <w:tcW w:w="1298" w:type="dxa"/>
             <w:tcBorders>
               <w:top w:val="single" w:sz="2" w:space="0" w:color="AEBFCC"/>
               <w:left w:val="single" w:sz="2" w:space="0" w:color="AEBFCC"/>
@@ -18849,7 +18581,7 @@
                 <w:sz w:val="18"/>
                 <w:szCs w:val="18"/>
               </w:rPr>
-              <w:t>To-Do</w:t>
+              <w:t>Completed</w:t>
             </w:r>
           </w:p>
         </w:tc>
@@ -18858,7 +18590,7 @@
         <w:trPr/>
         <w:tc>
           <w:tcPr>
-            <w:tcW w:w="1299" w:type="dxa"/>
+            <w:tcW w:w="1298" w:type="dxa"/>
             <w:tcBorders>
               <w:top w:val="single" w:sz="2" w:space="0" w:color="AEBFCC"/>
               <w:left w:val="single" w:sz="2" w:space="0" w:color="AEBFCC"/>
@@ -18887,7 +18619,7 @@
         </w:tc>
         <w:tc>
           <w:tcPr>
-            <w:tcW w:w="5126" w:type="dxa"/>
+            <w:tcW w:w="5127" w:type="dxa"/>
             <w:tcBorders>
               <w:top w:val="single" w:sz="2" w:space="0" w:color="AEBFCC"/>
               <w:left w:val="single" w:sz="2" w:space="0" w:color="AEBFCC"/>
@@ -18916,7 +18648,7 @@
         </w:tc>
         <w:tc>
           <w:tcPr>
-            <w:tcW w:w="1301" w:type="dxa"/>
+            <w:tcW w:w="1302" w:type="dxa"/>
             <w:tcBorders>
               <w:top w:val="single" w:sz="2" w:space="0" w:color="AEBFCC"/>
               <w:left w:val="single" w:sz="2" w:space="0" w:color="AEBFCC"/>
@@ -18939,13 +18671,21 @@
                 <w:sz w:val="18"/>
                 <w:szCs w:val="18"/>
               </w:rPr>
-              <w:t>Inayat</w:t>
-            </w:r>
-          </w:p>
-        </w:tc>
-        <w:tc>
-          <w:tcPr>
-            <w:tcW w:w="1299" w:type="dxa"/>
+              <w:t>Inayat,</w:t>
+            </w:r>
+            <w:r>
+              <w:rPr>
+                <w:rFonts w:eastAsia="Arial" w:cs="Arial"/>
+                <w:sz w:val="18"/>
+                <w:szCs w:val="18"/>
+              </w:rPr>
+              <w:t>Salar</w:t>
+            </w:r>
+          </w:p>
+        </w:tc>
+        <w:tc>
+          <w:tcPr>
+            <w:tcW w:w="1298" w:type="dxa"/>
             <w:tcBorders>
               <w:top w:val="single" w:sz="2" w:space="0" w:color="AEBFCC"/>
               <w:left w:val="single" w:sz="2" w:space="0" w:color="AEBFCC"/>
@@ -18968,7 +18708,7 @@
                 <w:sz w:val="18"/>
                 <w:szCs w:val="18"/>
               </w:rPr>
-              <w:t>To-Do</w:t>
+              <w:t>Completed</w:t>
             </w:r>
           </w:p>
         </w:tc>
@@ -18977,7 +18717,7 @@
         <w:trPr/>
         <w:tc>
           <w:tcPr>
-            <w:tcW w:w="1299" w:type="dxa"/>
+            <w:tcW w:w="1298" w:type="dxa"/>
             <w:tcBorders>
               <w:top w:val="single" w:sz="2" w:space="0" w:color="AEBFCC"/>
               <w:left w:val="single" w:sz="2" w:space="0" w:color="AEBFCC"/>
@@ -19006,7 +18746,7 @@
         </w:tc>
         <w:tc>
           <w:tcPr>
-            <w:tcW w:w="5126" w:type="dxa"/>
+            <w:tcW w:w="5127" w:type="dxa"/>
             <w:tcBorders>
               <w:top w:val="single" w:sz="2" w:space="0" w:color="AEBFCC"/>
               <w:left w:val="single" w:sz="2" w:space="0" w:color="AEBFCC"/>
@@ -19035,7 +18775,7 @@
         </w:tc>
         <w:tc>
           <w:tcPr>
-            <w:tcW w:w="1301" w:type="dxa"/>
+            <w:tcW w:w="1302" w:type="dxa"/>
             <w:tcBorders>
               <w:top w:val="single" w:sz="2" w:space="0" w:color="AEBFCC"/>
               <w:left w:val="single" w:sz="2" w:space="0" w:color="AEBFCC"/>
@@ -19064,7 +18804,7 @@
         </w:tc>
         <w:tc>
           <w:tcPr>
-            <w:tcW w:w="1299" w:type="dxa"/>
+            <w:tcW w:w="1298" w:type="dxa"/>
             <w:tcBorders>
               <w:top w:val="single" w:sz="2" w:space="0" w:color="AEBFCC"/>
               <w:left w:val="single" w:sz="2" w:space="0" w:color="AEBFCC"/>
@@ -19087,7 +18827,7 @@
                 <w:sz w:val="18"/>
                 <w:szCs w:val="18"/>
               </w:rPr>
-              <w:t>To-Do</w:t>
+              <w:t>Completed</w:t>
             </w:r>
           </w:p>
         </w:tc>
@@ -19096,7 +18836,7 @@
         <w:trPr/>
         <w:tc>
           <w:tcPr>
-            <w:tcW w:w="1299" w:type="dxa"/>
+            <w:tcW w:w="1298" w:type="dxa"/>
             <w:tcBorders>
               <w:top w:val="single" w:sz="2" w:space="0" w:color="AEBFCC"/>
               <w:left w:val="single" w:sz="2" w:space="0" w:color="AEBFCC"/>
@@ -19125,7 +18865,7 @@
         </w:tc>
         <w:tc>
           <w:tcPr>
-            <w:tcW w:w="5126" w:type="dxa"/>
+            <w:tcW w:w="5127" w:type="dxa"/>
             <w:tcBorders>
               <w:top w:val="single" w:sz="2" w:space="0" w:color="AEBFCC"/>
               <w:left w:val="single" w:sz="2" w:space="0" w:color="AEBFCC"/>
@@ -19154,7 +18894,7 @@
         </w:tc>
         <w:tc>
           <w:tcPr>
-            <w:tcW w:w="1301" w:type="dxa"/>
+            <w:tcW w:w="1302" w:type="dxa"/>
             <w:tcBorders>
               <w:top w:val="single" w:sz="2" w:space="0" w:color="AEBFCC"/>
               <w:left w:val="single" w:sz="2" w:space="0" w:color="AEBFCC"/>
@@ -19183,7 +18923,7 @@
         </w:tc>
         <w:tc>
           <w:tcPr>
-            <w:tcW w:w="1299" w:type="dxa"/>
+            <w:tcW w:w="1298" w:type="dxa"/>
             <w:tcBorders>
               <w:top w:val="single" w:sz="2" w:space="0" w:color="AEBFCC"/>
               <w:left w:val="single" w:sz="2" w:space="0" w:color="AEBFCC"/>
@@ -19215,7 +18955,7 @@
         <w:trPr/>
         <w:tc>
           <w:tcPr>
-            <w:tcW w:w="1299" w:type="dxa"/>
+            <w:tcW w:w="1298" w:type="dxa"/>
             <w:tcBorders>
               <w:top w:val="single" w:sz="2" w:space="0" w:color="AEBFCC"/>
               <w:left w:val="single" w:sz="2" w:space="0" w:color="AEBFCC"/>
@@ -19244,7 +18984,7 @@
         </w:tc>
         <w:tc>
           <w:tcPr>
-            <w:tcW w:w="5126" w:type="dxa"/>
+            <w:tcW w:w="5127" w:type="dxa"/>
             <w:tcBorders>
               <w:top w:val="single" w:sz="2" w:space="0" w:color="AEBFCC"/>
               <w:left w:val="single" w:sz="2" w:space="0" w:color="AEBFCC"/>
@@ -19273,7 +19013,7 @@
         </w:tc>
         <w:tc>
           <w:tcPr>
-            <w:tcW w:w="1301" w:type="dxa"/>
+            <w:tcW w:w="1302" w:type="dxa"/>
             <w:tcBorders>
               <w:top w:val="single" w:sz="2" w:space="0" w:color="AEBFCC"/>
               <w:left w:val="single" w:sz="2" w:space="0" w:color="AEBFCC"/>
@@ -19302,7 +19042,7 @@
         </w:tc>
         <w:tc>
           <w:tcPr>
-            <w:tcW w:w="1299" w:type="dxa"/>
+            <w:tcW w:w="1298" w:type="dxa"/>
             <w:tcBorders>
               <w:top w:val="single" w:sz="2" w:space="0" w:color="AEBFCC"/>
               <w:left w:val="single" w:sz="2" w:space="0" w:color="AEBFCC"/>
@@ -19334,7 +19074,7 @@
         <w:trPr/>
         <w:tc>
           <w:tcPr>
-            <w:tcW w:w="1299" w:type="dxa"/>
+            <w:tcW w:w="1298" w:type="dxa"/>
             <w:tcBorders>
               <w:top w:val="single" w:sz="2" w:space="0" w:color="AEBFCC"/>
               <w:left w:val="single" w:sz="2" w:space="0" w:color="AEBFCC"/>
@@ -19363,7 +19103,7 @@
         </w:tc>
         <w:tc>
           <w:tcPr>
-            <w:tcW w:w="5126" w:type="dxa"/>
+            <w:tcW w:w="5127" w:type="dxa"/>
             <w:tcBorders>
               <w:top w:val="single" w:sz="2" w:space="0" w:color="AEBFCC"/>
               <w:left w:val="single" w:sz="2" w:space="0" w:color="AEBFCC"/>
@@ -19392,7 +19132,7 @@
         </w:tc>
         <w:tc>
           <w:tcPr>
-            <w:tcW w:w="1301" w:type="dxa"/>
+            <w:tcW w:w="1302" w:type="dxa"/>
             <w:tcBorders>
               <w:top w:val="single" w:sz="2" w:space="0" w:color="AEBFCC"/>
               <w:left w:val="single" w:sz="2" w:space="0" w:color="AEBFCC"/>
@@ -19421,7 +19161,7 @@
         </w:tc>
         <w:tc>
           <w:tcPr>
-            <w:tcW w:w="1299" w:type="dxa"/>
+            <w:tcW w:w="1298" w:type="dxa"/>
             <w:tcBorders>
               <w:top w:val="single" w:sz="2" w:space="0" w:color="AEBFCC"/>
               <w:left w:val="single" w:sz="2" w:space="0" w:color="AEBFCC"/>
@@ -19453,7 +19193,7 @@
         <w:trPr/>
         <w:tc>
           <w:tcPr>
-            <w:tcW w:w="1299" w:type="dxa"/>
+            <w:tcW w:w="1298" w:type="dxa"/>
             <w:tcBorders>
               <w:top w:val="single" w:sz="2" w:space="0" w:color="AEBFCC"/>
               <w:left w:val="single" w:sz="2" w:space="0" w:color="AEBFCC"/>
@@ -19482,7 +19222,7 @@
         </w:tc>
         <w:tc>
           <w:tcPr>
-            <w:tcW w:w="5126" w:type="dxa"/>
+            <w:tcW w:w="5127" w:type="dxa"/>
             <w:tcBorders>
               <w:top w:val="single" w:sz="2" w:space="0" w:color="AEBFCC"/>
               <w:left w:val="single" w:sz="2" w:space="0" w:color="AEBFCC"/>
@@ -19511,7 +19251,7 @@
         </w:tc>
         <w:tc>
           <w:tcPr>
-            <w:tcW w:w="1301" w:type="dxa"/>
+            <w:tcW w:w="1302" w:type="dxa"/>
             <w:tcBorders>
               <w:top w:val="single" w:sz="2" w:space="0" w:color="AEBFCC"/>
               <w:left w:val="single" w:sz="2" w:space="0" w:color="AEBFCC"/>
@@ -19540,7 +19280,7 @@
         </w:tc>
         <w:tc>
           <w:tcPr>
-            <w:tcW w:w="1299" w:type="dxa"/>
+            <w:tcW w:w="1298" w:type="dxa"/>
             <w:tcBorders>
               <w:top w:val="single" w:sz="2" w:space="0" w:color="AEBFCC"/>
               <w:left w:val="single" w:sz="2" w:space="0" w:color="AEBFCC"/>
@@ -19563,7 +19303,7 @@
                 <w:sz w:val="18"/>
                 <w:szCs w:val="18"/>
               </w:rPr>
-              <w:t>To-Do</w:t>
+              <w:t>Partial</w:t>
             </w:r>
           </w:p>
         </w:tc>
@@ -19572,7 +19312,7 @@
         <w:trPr/>
         <w:tc>
           <w:tcPr>
-            <w:tcW w:w="1299" w:type="dxa"/>
+            <w:tcW w:w="1298" w:type="dxa"/>
             <w:tcBorders>
               <w:top w:val="single" w:sz="2" w:space="0" w:color="AEBFCC"/>
               <w:left w:val="single" w:sz="2" w:space="0" w:color="AEBFCC"/>
@@ -19601,7 +19341,7 @@
         </w:tc>
         <w:tc>
           <w:tcPr>
-            <w:tcW w:w="5126" w:type="dxa"/>
+            <w:tcW w:w="5127" w:type="dxa"/>
             <w:tcBorders>
               <w:top w:val="single" w:sz="2" w:space="0" w:color="AEBFCC"/>
               <w:left w:val="single" w:sz="2" w:space="0" w:color="AEBFCC"/>
@@ -19630,7 +19370,7 @@
         </w:tc>
         <w:tc>
           <w:tcPr>
-            <w:tcW w:w="1301" w:type="dxa"/>
+            <w:tcW w:w="1302" w:type="dxa"/>
             <w:tcBorders>
               <w:top w:val="single" w:sz="2" w:space="0" w:color="AEBFCC"/>
               <w:left w:val="single" w:sz="2" w:space="0" w:color="AEBFCC"/>
@@ -19659,7 +19399,7 @@
         </w:tc>
         <w:tc>
           <w:tcPr>
-            <w:tcW w:w="1299" w:type="dxa"/>
+            <w:tcW w:w="1298" w:type="dxa"/>
             <w:tcBorders>
               <w:top w:val="single" w:sz="2" w:space="0" w:color="AEBFCC"/>
               <w:left w:val="single" w:sz="2" w:space="0" w:color="AEBFCC"/>
@@ -19682,7 +19422,7 @@
                 <w:sz w:val="18"/>
                 <w:szCs w:val="18"/>
               </w:rPr>
-              <w:t>To-Do</w:t>
+              <w:t>Partial</w:t>
             </w:r>
           </w:p>
         </w:tc>
@@ -19955,8 +19695,8 @@
         <w:gridCol w:w="1039"/>
         <w:gridCol w:w="1040"/>
         <w:gridCol w:w="1041"/>
-        <w:gridCol w:w="1040"/>
-        <w:gridCol w:w="1039"/>
+        <w:gridCol w:w="1041"/>
+        <w:gridCol w:w="1038"/>
       </w:tblGrid>
       <w:tr>
         <w:trPr>
@@ -20092,7 +19832,7 @@
         </w:tc>
         <w:tc>
           <w:tcPr>
-            <w:tcW w:w="1040" w:type="dxa"/>
+            <w:tcW w:w="1041" w:type="dxa"/>
             <w:tcBorders>
               <w:top w:val="single" w:sz="2" w:space="0" w:color="AEBFCC"/>
               <w:left w:val="single" w:sz="2" w:space="0" w:color="AEBFCC"/>
@@ -20124,7 +19864,7 @@
         </w:tc>
         <w:tc>
           <w:tcPr>
-            <w:tcW w:w="1039" w:type="dxa"/>
+            <w:tcW w:w="1038" w:type="dxa"/>
             <w:tcBorders>
               <w:top w:val="single" w:sz="2" w:space="0" w:color="AEBFCC"/>
               <w:left w:val="single" w:sz="2" w:space="0" w:color="AEBFCC"/>
@@ -20275,7 +20015,7 @@
         </w:tc>
         <w:tc>
           <w:tcPr>
-            <w:tcW w:w="1040" w:type="dxa"/>
+            <w:tcW w:w="1041" w:type="dxa"/>
             <w:tcBorders>
               <w:top w:val="single" w:sz="2" w:space="0" w:color="AEBFCC"/>
               <w:left w:val="single" w:sz="2" w:space="0" w:color="AEBFCC"/>
@@ -20304,7 +20044,7 @@
         </w:tc>
         <w:tc>
           <w:tcPr>
-            <w:tcW w:w="1039" w:type="dxa"/>
+            <w:tcW w:w="1038" w:type="dxa"/>
             <w:tcBorders>
               <w:top w:val="single" w:sz="2" w:space="0" w:color="AEBFCC"/>
               <w:left w:val="single" w:sz="2" w:space="0" w:color="AEBFCC"/>
@@ -20452,7 +20192,7 @@
         </w:tc>
         <w:tc>
           <w:tcPr>
-            <w:tcW w:w="1040" w:type="dxa"/>
+            <w:tcW w:w="1041" w:type="dxa"/>
             <w:tcBorders>
               <w:top w:val="single" w:sz="2" w:space="0" w:color="AEBFCC"/>
               <w:left w:val="single" w:sz="2" w:space="0" w:color="AEBFCC"/>
@@ -20481,7 +20221,7 @@
         </w:tc>
         <w:tc>
           <w:tcPr>
-            <w:tcW w:w="1039" w:type="dxa"/>
+            <w:tcW w:w="1038" w:type="dxa"/>
             <w:tcBorders>
               <w:top w:val="single" w:sz="2" w:space="0" w:color="AEBFCC"/>
               <w:left w:val="single" w:sz="2" w:space="0" w:color="AEBFCC"/>
@@ -20629,7 +20369,7 @@
         </w:tc>
         <w:tc>
           <w:tcPr>
-            <w:tcW w:w="1040" w:type="dxa"/>
+            <w:tcW w:w="1041" w:type="dxa"/>
             <w:tcBorders>
               <w:top w:val="single" w:sz="2" w:space="0" w:color="AEBFCC"/>
               <w:left w:val="single" w:sz="2" w:space="0" w:color="AEBFCC"/>
@@ -20658,7 +20398,7 @@
         </w:tc>
         <w:tc>
           <w:tcPr>
-            <w:tcW w:w="1039" w:type="dxa"/>
+            <w:tcW w:w="1038" w:type="dxa"/>
             <w:tcBorders>
               <w:top w:val="single" w:sz="2" w:space="0" w:color="AEBFCC"/>
               <w:left w:val="single" w:sz="2" w:space="0" w:color="AEBFCC"/>
@@ -20806,7 +20546,7 @@
         </w:tc>
         <w:tc>
           <w:tcPr>
-            <w:tcW w:w="1040" w:type="dxa"/>
+            <w:tcW w:w="1041" w:type="dxa"/>
             <w:tcBorders>
               <w:top w:val="single" w:sz="2" w:space="0" w:color="AEBFCC"/>
               <w:left w:val="single" w:sz="2" w:space="0" w:color="AEBFCC"/>
@@ -20835,7 +20575,7 @@
         </w:tc>
         <w:tc>
           <w:tcPr>
-            <w:tcW w:w="1039" w:type="dxa"/>
+            <w:tcW w:w="1038" w:type="dxa"/>
             <w:tcBorders>
               <w:top w:val="single" w:sz="2" w:space="0" w:color="AEBFCC"/>
               <w:left w:val="single" w:sz="2" w:space="0" w:color="AEBFCC"/>
@@ -20983,7 +20723,7 @@
         </w:tc>
         <w:tc>
           <w:tcPr>
-            <w:tcW w:w="1040" w:type="dxa"/>
+            <w:tcW w:w="1041" w:type="dxa"/>
             <w:tcBorders>
               <w:top w:val="single" w:sz="2" w:space="0" w:color="AEBFCC"/>
               <w:left w:val="single" w:sz="2" w:space="0" w:color="AEBFCC"/>
@@ -21012,7 +20752,7 @@
         </w:tc>
         <w:tc>
           <w:tcPr>
-            <w:tcW w:w="1039" w:type="dxa"/>
+            <w:tcW w:w="1038" w:type="dxa"/>
             <w:tcBorders>
               <w:top w:val="single" w:sz="2" w:space="0" w:color="AEBFCC"/>
               <w:left w:val="single" w:sz="2" w:space="0" w:color="AEBFCC"/>
@@ -21160,7 +20900,7 @@
         </w:tc>
         <w:tc>
           <w:tcPr>
-            <w:tcW w:w="1040" w:type="dxa"/>
+            <w:tcW w:w="1041" w:type="dxa"/>
             <w:tcBorders>
               <w:top w:val="single" w:sz="2" w:space="0" w:color="AEBFCC"/>
               <w:left w:val="single" w:sz="2" w:space="0" w:color="AEBFCC"/>
@@ -21189,7 +20929,7 @@
         </w:tc>
         <w:tc>
           <w:tcPr>
-            <w:tcW w:w="1039" w:type="dxa"/>
+            <w:tcW w:w="1038" w:type="dxa"/>
             <w:tcBorders>
               <w:top w:val="single" w:sz="2" w:space="0" w:color="AEBFCC"/>
               <w:left w:val="single" w:sz="2" w:space="0" w:color="AEBFCC"/>
@@ -21271,8 +21011,8 @@
       <w:tblGrid>
         <w:gridCol w:w="1000"/>
         <w:gridCol w:w="2400"/>
-        <w:gridCol w:w="2312"/>
-        <w:gridCol w:w="2313"/>
+        <w:gridCol w:w="2311"/>
+        <w:gridCol w:w="2314"/>
         <w:gridCol w:w="1001"/>
       </w:tblGrid>
       <w:tr>
@@ -21345,7 +21085,7 @@
         </w:tc>
         <w:tc>
           <w:tcPr>
-            <w:tcW w:w="2312" w:type="dxa"/>
+            <w:tcW w:w="2311" w:type="dxa"/>
             <w:tcBorders>
               <w:top w:val="single" w:sz="2" w:space="0" w:color="AEBFCC"/>
               <w:left w:val="single" w:sz="2" w:space="0" w:color="AEBFCC"/>
@@ -21377,7 +21117,7 @@
         </w:tc>
         <w:tc>
           <w:tcPr>
-            <w:tcW w:w="2313" w:type="dxa"/>
+            <w:tcW w:w="2314" w:type="dxa"/>
             <w:tcBorders>
               <w:top w:val="single" w:sz="2" w:space="0" w:color="AEBFCC"/>
               <w:left w:val="single" w:sz="2" w:space="0" w:color="AEBFCC"/>
@@ -21502,7 +21242,7 @@
         </w:tc>
         <w:tc>
           <w:tcPr>
-            <w:tcW w:w="2312" w:type="dxa"/>
+            <w:tcW w:w="2311" w:type="dxa"/>
             <w:tcBorders>
               <w:top w:val="single" w:sz="2" w:space="0" w:color="AEBFCC"/>
               <w:left w:val="single" w:sz="2" w:space="0" w:color="AEBFCC"/>
@@ -21531,7 +21271,7 @@
         </w:tc>
         <w:tc>
           <w:tcPr>
-            <w:tcW w:w="2313" w:type="dxa"/>
+            <w:tcW w:w="2314" w:type="dxa"/>
             <w:tcBorders>
               <w:top w:val="single" w:sz="2" w:space="0" w:color="AEBFCC"/>
               <w:left w:val="single" w:sz="2" w:space="0" w:color="AEBFCC"/>
@@ -21650,7 +21390,7 @@
         </w:tc>
         <w:tc>
           <w:tcPr>
-            <w:tcW w:w="2312" w:type="dxa"/>
+            <w:tcW w:w="2311" w:type="dxa"/>
             <w:tcBorders>
               <w:top w:val="single" w:sz="2" w:space="0" w:color="AEBFCC"/>
               <w:left w:val="single" w:sz="2" w:space="0" w:color="AEBFCC"/>
@@ -21679,7 +21419,7 @@
         </w:tc>
         <w:tc>
           <w:tcPr>
-            <w:tcW w:w="2313" w:type="dxa"/>
+            <w:tcW w:w="2314" w:type="dxa"/>
             <w:tcBorders>
               <w:top w:val="single" w:sz="2" w:space="0" w:color="AEBFCC"/>
               <w:left w:val="single" w:sz="2" w:space="0" w:color="AEBFCC"/>
@@ -21798,7 +21538,7 @@
         </w:tc>
         <w:tc>
           <w:tcPr>
-            <w:tcW w:w="2312" w:type="dxa"/>
+            <w:tcW w:w="2311" w:type="dxa"/>
             <w:tcBorders>
               <w:top w:val="single" w:sz="2" w:space="0" w:color="AEBFCC"/>
               <w:left w:val="single" w:sz="2" w:space="0" w:color="AEBFCC"/>
@@ -21827,7 +21567,7 @@
         </w:tc>
         <w:tc>
           <w:tcPr>
-            <w:tcW w:w="2313" w:type="dxa"/>
+            <w:tcW w:w="2314" w:type="dxa"/>
             <w:tcBorders>
               <w:top w:val="single" w:sz="2" w:space="0" w:color="AEBFCC"/>
               <w:left w:val="single" w:sz="2" w:space="0" w:color="AEBFCC"/>
@@ -21946,7 +21686,7 @@
         </w:tc>
         <w:tc>
           <w:tcPr>
-            <w:tcW w:w="2312" w:type="dxa"/>
+            <w:tcW w:w="2311" w:type="dxa"/>
             <w:tcBorders>
               <w:top w:val="single" w:sz="2" w:space="0" w:color="AEBFCC"/>
               <w:left w:val="single" w:sz="2" w:space="0" w:color="AEBFCC"/>
@@ -21975,7 +21715,7 @@
         </w:tc>
         <w:tc>
           <w:tcPr>
-            <w:tcW w:w="2313" w:type="dxa"/>
+            <w:tcW w:w="2314" w:type="dxa"/>
             <w:tcBorders>
               <w:top w:val="single" w:sz="2" w:space="0" w:color="AEBFCC"/>
               <w:left w:val="single" w:sz="2" w:space="0" w:color="AEBFCC"/>
@@ -22094,7 +21834,7 @@
         </w:tc>
         <w:tc>
           <w:tcPr>
-            <w:tcW w:w="2312" w:type="dxa"/>
+            <w:tcW w:w="2311" w:type="dxa"/>
             <w:tcBorders>
               <w:top w:val="single" w:sz="2" w:space="0" w:color="AEBFCC"/>
               <w:left w:val="single" w:sz="2" w:space="0" w:color="AEBFCC"/>
@@ -22123,7 +21863,7 @@
         </w:tc>
         <w:tc>
           <w:tcPr>
-            <w:tcW w:w="2313" w:type="dxa"/>
+            <w:tcW w:w="2314" w:type="dxa"/>
             <w:tcBorders>
               <w:top w:val="single" w:sz="2" w:space="0" w:color="AEBFCC"/>
               <w:left w:val="single" w:sz="2" w:space="0" w:color="AEBFCC"/>
@@ -22242,7 +21982,7 @@
         </w:tc>
         <w:tc>
           <w:tcPr>
-            <w:tcW w:w="2312" w:type="dxa"/>
+            <w:tcW w:w="2311" w:type="dxa"/>
             <w:tcBorders>
               <w:top w:val="single" w:sz="2" w:space="0" w:color="AEBFCC"/>
               <w:left w:val="single" w:sz="2" w:space="0" w:color="AEBFCC"/>
@@ -22271,7 +22011,7 @@
         </w:tc>
         <w:tc>
           <w:tcPr>
-            <w:tcW w:w="2313" w:type="dxa"/>
+            <w:tcW w:w="2314" w:type="dxa"/>
             <w:tcBorders>
               <w:top w:val="single" w:sz="2" w:space="0" w:color="AEBFCC"/>
               <w:left w:val="single" w:sz="2" w:space="0" w:color="AEBFCC"/>
@@ -22390,7 +22130,7 @@
         </w:tc>
         <w:tc>
           <w:tcPr>
-            <w:tcW w:w="2312" w:type="dxa"/>
+            <w:tcW w:w="2311" w:type="dxa"/>
             <w:tcBorders>
               <w:top w:val="single" w:sz="2" w:space="0" w:color="AEBFCC"/>
               <w:left w:val="single" w:sz="2" w:space="0" w:color="AEBFCC"/>
@@ -22419,7 +22159,7 @@
         </w:tc>
         <w:tc>
           <w:tcPr>
-            <w:tcW w:w="2313" w:type="dxa"/>
+            <w:tcW w:w="2314" w:type="dxa"/>
             <w:tcBorders>
               <w:top w:val="single" w:sz="2" w:space="0" w:color="AEBFCC"/>
               <w:left w:val="single" w:sz="2" w:space="0" w:color="AEBFCC"/>
@@ -22538,7 +22278,7 @@
         </w:tc>
         <w:tc>
           <w:tcPr>
-            <w:tcW w:w="2312" w:type="dxa"/>
+            <w:tcW w:w="2311" w:type="dxa"/>
             <w:tcBorders>
               <w:top w:val="single" w:sz="2" w:space="0" w:color="AEBFCC"/>
               <w:left w:val="single" w:sz="2" w:space="0" w:color="AEBFCC"/>
@@ -22567,7 +22307,7 @@
         </w:tc>
         <w:tc>
           <w:tcPr>
-            <w:tcW w:w="2313" w:type="dxa"/>
+            <w:tcW w:w="2314" w:type="dxa"/>
             <w:tcBorders>
               <w:top w:val="single" w:sz="2" w:space="0" w:color="AEBFCC"/>
               <w:left w:val="single" w:sz="2" w:space="0" w:color="AEBFCC"/>
@@ -22823,7 +22563,15 @@
                 <w:sz w:val="18"/>
                 <w:szCs w:val="18"/>
               </w:rPr>
-              <w:t>End of Sprint 1 (TBD)</w:t>
+              <w:t xml:space="preserve">End of Sprint 1 </w:t>
+            </w:r>
+            <w:r>
+              <w:rPr>
+                <w:rFonts w:eastAsia="Arial" w:cs="Arial"/>
+                <w:sz w:val="18"/>
+                <w:szCs w:val="18"/>
+              </w:rPr>
+              <w:t>18-7-2026</w:t>
             </w:r>
           </w:p>
         </w:tc>
@@ -22884,7 +22632,7 @@
                 <w:sz w:val="18"/>
                 <w:szCs w:val="18"/>
               </w:rPr>
-              <w:t>Project team; Supervisor: Dr. Amber Sultan</w:t>
+              <w:t>Project team;</w:t>
             </w:r>
           </w:p>
         </w:tc>
@@ -23006,7 +22754,23 @@
                 <w:sz w:val="18"/>
                 <w:szCs w:val="18"/>
               </w:rPr>
-              <w:t>Login + audio-read ballot + keyboard selection + read-back confirmation.</w:t>
+              <w:t xml:space="preserve">Login, </w:t>
+            </w:r>
+            <w:r>
+              <w:rPr>
+                <w:rFonts w:eastAsia="Arial" w:cs="Arial"/>
+                <w:sz w:val="18"/>
+                <w:szCs w:val="18"/>
+              </w:rPr>
+              <w:t>Authentication and Registration</w:t>
+            </w:r>
+            <w:r>
+              <w:rPr>
+                <w:rFonts w:eastAsia="Arial" w:cs="Arial"/>
+                <w:sz w:val="18"/>
+                <w:szCs w:val="18"/>
+              </w:rPr>
+              <w:t>.</w:t>
             </w:r>
           </w:p>
         </w:tc>
@@ -23799,7 +23563,7 @@
         <w:pStyle w:val="ListParagraph"/>
         <w:numPr>
           <w:ilvl w:val="0"/>
-          <w:numId w:val="2"/>
+          <w:numId w:val="37"/>
         </w:numPr>
         <w:spacing w:lineRule="exact" w:line="268" w:before="0" w:after="80"/>
         <w:jc w:val="both"/>
@@ -23817,7 +23581,7 @@
         <w:pStyle w:val="ListParagraph"/>
         <w:numPr>
           <w:ilvl w:val="0"/>
-          <w:numId w:val="2"/>
+          <w:numId w:val="38"/>
         </w:numPr>
         <w:spacing w:lineRule="exact" w:line="268" w:before="0" w:after="80"/>
         <w:jc w:val="both"/>
@@ -23835,7 +23599,7 @@
         <w:pStyle w:val="ListParagraph"/>
         <w:numPr>
           <w:ilvl w:val="0"/>
-          <w:numId w:val="2"/>
+          <w:numId w:val="39"/>
         </w:numPr>
         <w:spacing w:lineRule="exact" w:line="268" w:before="0" w:after="80"/>
         <w:jc w:val="both"/>
@@ -23853,7 +23617,7 @@
         <w:pStyle w:val="ListParagraph"/>
         <w:numPr>
           <w:ilvl w:val="0"/>
-          <w:numId w:val="2"/>
+          <w:numId w:val="40"/>
         </w:numPr>
         <w:spacing w:lineRule="exact" w:line="268" w:before="0" w:after="80"/>
         <w:jc w:val="both"/>
@@ -24039,6 +23803,7 @@
         </w:tabs>
         <w:ind w:left="1080" w:hanging="360"/>
       </w:pPr>
+      <w:rPr/>
     </w:lvl>
     <w:lvl w:ilvl="2">
       <w:start w:val="1"/>
@@ -24051,6 +23816,7 @@
         </w:tabs>
         <w:ind w:left="1440" w:hanging="360"/>
       </w:pPr>
+      <w:rPr/>
     </w:lvl>
     <w:lvl w:ilvl="3">
       <w:start w:val="1"/>
@@ -24063,6 +23829,7 @@
         </w:tabs>
         <w:ind w:left="1800" w:hanging="360"/>
       </w:pPr>
+      <w:rPr/>
     </w:lvl>
     <w:lvl w:ilvl="4">
       <w:start w:val="1"/>
@@ -24075,6 +23842,7 @@
         </w:tabs>
         <w:ind w:left="2160" w:hanging="360"/>
       </w:pPr>
+      <w:rPr/>
     </w:lvl>
     <w:lvl w:ilvl="5">
       <w:start w:val="1"/>
@@ -24087,6 +23855,7 @@
         </w:tabs>
         <w:ind w:left="2520" w:hanging="360"/>
       </w:pPr>
+      <w:rPr/>
     </w:lvl>
     <w:lvl w:ilvl="6">
       <w:start w:val="1"/>
@@ -24099,6 +23868,7 @@
         </w:tabs>
         <w:ind w:left="2880" w:hanging="360"/>
       </w:pPr>
+      <w:rPr/>
     </w:lvl>
     <w:lvl w:ilvl="7">
       <w:start w:val="1"/>
@@ -24111,6 +23881,7 @@
         </w:tabs>
         <w:ind w:left="3240" w:hanging="360"/>
       </w:pPr>
+      <w:rPr/>
     </w:lvl>
     <w:lvl w:ilvl="8">
       <w:start w:val="1"/>
@@ -24123,6 +23894,7 @@
         </w:tabs>
         <w:ind w:left="3600" w:hanging="360"/>
       </w:pPr>
+      <w:rPr/>
     </w:lvl>
   </w:abstractNum>
   <w:abstractNum w:abstractNumId="2">
@@ -24167,6 +23939,7 @@
         </w:tabs>
         <w:ind w:left="1440" w:hanging="360"/>
       </w:pPr>
+      <w:rPr/>
     </w:lvl>
     <w:lvl w:ilvl="3">
       <w:start w:val="1"/>
@@ -24179,6 +23952,7 @@
         </w:tabs>
         <w:ind w:left="1800" w:hanging="360"/>
       </w:pPr>
+      <w:rPr/>
     </w:lvl>
     <w:lvl w:ilvl="4">
       <w:start w:val="1"/>
@@ -24191,6 +23965,7 @@
         </w:tabs>
         <w:ind w:left="2160" w:hanging="360"/>
       </w:pPr>
+      <w:rPr/>
     </w:lvl>
     <w:lvl w:ilvl="5">
       <w:start w:val="1"/>
@@ -24203,6 +23978,7 @@
         </w:tabs>
         <w:ind w:left="2520" w:hanging="360"/>
       </w:pPr>
+      <w:rPr/>
     </w:lvl>
     <w:lvl w:ilvl="6">
       <w:start w:val="1"/>
@@ -24215,6 +23991,7 @@
         </w:tabs>
         <w:ind w:left="2880" w:hanging="360"/>
       </w:pPr>
+      <w:rPr/>
     </w:lvl>
     <w:lvl w:ilvl="7">
       <w:start w:val="1"/>
@@ -24227,6 +24004,7 @@
         </w:tabs>
         <w:ind w:left="3240" w:hanging="360"/>
       </w:pPr>
+      <w:rPr/>
     </w:lvl>
     <w:lvl w:ilvl="8">
       <w:start w:val="1"/>
@@ -24239,9 +24017,252 @@
         </w:tabs>
         <w:ind w:left="3600" w:hanging="360"/>
       </w:pPr>
+      <w:rPr/>
     </w:lvl>
   </w:abstractNum>
   <w:abstractNum w:abstractNumId="3">
+    <w:lvl w:ilvl="0">
+      <w:start w:val="1"/>
+      <w:numFmt w:val="decimal"/>
+      <w:lvlText w:val="%1."/>
+      <w:lvlJc w:val="left"/>
+      <w:pPr>
+        <w:tabs>
+          <w:tab w:val="num" w:pos="0"/>
+        </w:tabs>
+        <w:ind w:left="560" w:hanging="280"/>
+      </w:pPr>
+      <w:rPr/>
+    </w:lvl>
+    <w:lvl w:ilvl="1">
+      <w:start w:val="1"/>
+      <w:numFmt w:val="decimal"/>
+      <w:lvlText w:val="%2."/>
+      <w:lvlJc w:val="left"/>
+      <w:pPr>
+        <w:tabs>
+          <w:tab w:val="num" w:pos="1080"/>
+        </w:tabs>
+        <w:ind w:left="1080" w:hanging="360"/>
+      </w:pPr>
+      <w:rPr/>
+    </w:lvl>
+    <w:lvl w:ilvl="2">
+      <w:start w:val="1"/>
+      <w:numFmt w:val="decimal"/>
+      <w:lvlText w:val="%3."/>
+      <w:lvlJc w:val="left"/>
+      <w:pPr>
+        <w:tabs>
+          <w:tab w:val="num" w:pos="1440"/>
+        </w:tabs>
+        <w:ind w:left="1440" w:hanging="360"/>
+      </w:pPr>
+      <w:rPr/>
+    </w:lvl>
+    <w:lvl w:ilvl="3">
+      <w:start w:val="1"/>
+      <w:numFmt w:val="decimal"/>
+      <w:lvlText w:val="%4."/>
+      <w:lvlJc w:val="left"/>
+      <w:pPr>
+        <w:tabs>
+          <w:tab w:val="num" w:pos="1800"/>
+        </w:tabs>
+        <w:ind w:left="1800" w:hanging="360"/>
+      </w:pPr>
+      <w:rPr/>
+    </w:lvl>
+    <w:lvl w:ilvl="4">
+      <w:start w:val="1"/>
+      <w:numFmt w:val="decimal"/>
+      <w:lvlText w:val="%5."/>
+      <w:lvlJc w:val="left"/>
+      <w:pPr>
+        <w:tabs>
+          <w:tab w:val="num" w:pos="2160"/>
+        </w:tabs>
+        <w:ind w:left="2160" w:hanging="360"/>
+      </w:pPr>
+      <w:rPr/>
+    </w:lvl>
+    <w:lvl w:ilvl="5">
+      <w:start w:val="1"/>
+      <w:numFmt w:val="decimal"/>
+      <w:lvlText w:val="%6."/>
+      <w:lvlJc w:val="left"/>
+      <w:pPr>
+        <w:tabs>
+          <w:tab w:val="num" w:pos="2520"/>
+        </w:tabs>
+        <w:ind w:left="2520" w:hanging="360"/>
+      </w:pPr>
+      <w:rPr/>
+    </w:lvl>
+    <w:lvl w:ilvl="6">
+      <w:start w:val="1"/>
+      <w:numFmt w:val="decimal"/>
+      <w:lvlText w:val="%7."/>
+      <w:lvlJc w:val="left"/>
+      <w:pPr>
+        <w:tabs>
+          <w:tab w:val="num" w:pos="2880"/>
+        </w:tabs>
+        <w:ind w:left="2880" w:hanging="360"/>
+      </w:pPr>
+      <w:rPr/>
+    </w:lvl>
+    <w:lvl w:ilvl="7">
+      <w:start w:val="1"/>
+      <w:numFmt w:val="decimal"/>
+      <w:lvlText w:val="%8."/>
+      <w:lvlJc w:val="left"/>
+      <w:pPr>
+        <w:tabs>
+          <w:tab w:val="num" w:pos="3240"/>
+        </w:tabs>
+        <w:ind w:left="3240" w:hanging="360"/>
+      </w:pPr>
+      <w:rPr/>
+    </w:lvl>
+    <w:lvl w:ilvl="8">
+      <w:start w:val="1"/>
+      <w:numFmt w:val="decimal"/>
+      <w:lvlText w:val="%9."/>
+      <w:lvlJc w:val="left"/>
+      <w:pPr>
+        <w:tabs>
+          <w:tab w:val="num" w:pos="3600"/>
+        </w:tabs>
+        <w:ind w:left="3600" w:hanging="360"/>
+      </w:pPr>
+      <w:rPr/>
+    </w:lvl>
+  </w:abstractNum>
+  <w:abstractNum w:abstractNumId="4">
+    <w:lvl w:ilvl="0">
+      <w:start w:val="1"/>
+      <w:numFmt w:val="bullet"/>
+      <w:lvlText w:val=""/>
+      <w:lvlJc w:val="left"/>
+      <w:pPr>
+        <w:tabs>
+          <w:tab w:val="num" w:pos="0"/>
+        </w:tabs>
+        <w:ind w:left="560" w:hanging="280"/>
+      </w:pPr>
+      <w:rPr>
+        <w:rFonts w:ascii="Symbol" w:hAnsi="Symbol" w:cs="Symbol" w:hint="default"/>
+      </w:rPr>
+    </w:lvl>
+    <w:lvl w:ilvl="1">
+      <w:start w:val="1"/>
+      <w:numFmt w:val="bullet"/>
+      <w:lvlText w:val="◦"/>
+      <w:lvlJc w:val="left"/>
+      <w:pPr>
+        <w:tabs>
+          <w:tab w:val="num" w:pos="0"/>
+        </w:tabs>
+        <w:ind w:left="1000" w:hanging="280"/>
+      </w:pPr>
+      <w:rPr>
+        <w:rFonts w:ascii="OpenSymbol" w:hAnsi="OpenSymbol" w:cs="OpenSymbol" w:hint="default"/>
+      </w:rPr>
+    </w:lvl>
+    <w:lvl w:ilvl="2">
+      <w:start w:val="1"/>
+      <w:numFmt w:val="decimal"/>
+      <w:lvlText w:val="%3."/>
+      <w:lvlJc w:val="left"/>
+      <w:pPr>
+        <w:tabs>
+          <w:tab w:val="num" w:pos="1440"/>
+        </w:tabs>
+        <w:ind w:left="1440" w:hanging="360"/>
+      </w:pPr>
+      <w:rPr/>
+    </w:lvl>
+    <w:lvl w:ilvl="3">
+      <w:start w:val="1"/>
+      <w:numFmt w:val="decimal"/>
+      <w:lvlText w:val="%4."/>
+      <w:lvlJc w:val="left"/>
+      <w:pPr>
+        <w:tabs>
+          <w:tab w:val="num" w:pos="1800"/>
+        </w:tabs>
+        <w:ind w:left="1800" w:hanging="360"/>
+      </w:pPr>
+      <w:rPr/>
+    </w:lvl>
+    <w:lvl w:ilvl="4">
+      <w:start w:val="1"/>
+      <w:numFmt w:val="decimal"/>
+      <w:lvlText w:val="%5."/>
+      <w:lvlJc w:val="left"/>
+      <w:pPr>
+        <w:tabs>
+          <w:tab w:val="num" w:pos="2160"/>
+        </w:tabs>
+        <w:ind w:left="2160" w:hanging="360"/>
+      </w:pPr>
+      <w:rPr/>
+    </w:lvl>
+    <w:lvl w:ilvl="5">
+      <w:start w:val="1"/>
+      <w:numFmt w:val="decimal"/>
+      <w:lvlText w:val="%6."/>
+      <w:lvlJc w:val="left"/>
+      <w:pPr>
+        <w:tabs>
+          <w:tab w:val="num" w:pos="2520"/>
+        </w:tabs>
+        <w:ind w:left="2520" w:hanging="360"/>
+      </w:pPr>
+      <w:rPr/>
+    </w:lvl>
+    <w:lvl w:ilvl="6">
+      <w:start w:val="1"/>
+      <w:numFmt w:val="decimal"/>
+      <w:lvlText w:val="%7."/>
+      <w:lvlJc w:val="left"/>
+      <w:pPr>
+        <w:tabs>
+          <w:tab w:val="num" w:pos="2880"/>
+        </w:tabs>
+        <w:ind w:left="2880" w:hanging="360"/>
+      </w:pPr>
+      <w:rPr/>
+    </w:lvl>
+    <w:lvl w:ilvl="7">
+      <w:start w:val="1"/>
+      <w:numFmt w:val="decimal"/>
+      <w:lvlText w:val="%8."/>
+      <w:lvlJc w:val="left"/>
+      <w:pPr>
+        <w:tabs>
+          <w:tab w:val="num" w:pos="3240"/>
+        </w:tabs>
+        <w:ind w:left="3240" w:hanging="360"/>
+      </w:pPr>
+      <w:rPr/>
+    </w:lvl>
+    <w:lvl w:ilvl="8">
+      <w:start w:val="1"/>
+      <w:numFmt w:val="decimal"/>
+      <w:lvlText w:val="%9."/>
+      <w:lvlJc w:val="left"/>
+      <w:pPr>
+        <w:tabs>
+          <w:tab w:val="num" w:pos="3600"/>
+        </w:tabs>
+        <w:ind w:left="3600" w:hanging="360"/>
+      </w:pPr>
+      <w:rPr/>
+    </w:lvl>
+  </w:abstractNum>
+  <w:abstractNum w:abstractNumId="5">
     <w:lvl w:ilvl="0">
       <w:start w:val="1"/>
       <w:numFmt w:val="none"/>
@@ -24370,16 +24391,121 @@
     <w:abstractNumId w:val="3"/>
   </w:num>
   <w:num w:numId="4">
-    <w:abstractNumId w:val="1"/>
+    <w:abstractNumId w:val="4"/>
+  </w:num>
+  <w:num w:numId="5">
+    <w:abstractNumId w:val="5"/>
+  </w:num>
+  <w:num w:numId="6">
+    <w:abstractNumId w:val="3"/>
     <w:lvlOverride w:ilvl="0">
       <w:startOverride w:val="1"/>
     </w:lvlOverride>
   </w:num>
-  <w:num w:numId="5">
-    <w:abstractNumId w:val="2"/>
+  <w:num w:numId="7">
+    <w:abstractNumId w:val="3"/>
+  </w:num>
+  <w:num w:numId="8">
+    <w:abstractNumId w:val="3"/>
+  </w:num>
+  <w:num w:numId="9">
+    <w:abstractNumId w:val="3"/>
+  </w:num>
+  <w:num w:numId="10">
+    <w:abstractNumId w:val="3"/>
+  </w:num>
+  <w:num w:numId="11">
+    <w:abstractNumId w:val="3"/>
+  </w:num>
+  <w:num w:numId="12">
+    <w:abstractNumId w:val="4"/>
     <w:lvlOverride w:ilvl="0">
       <w:startOverride w:val="1"/>
     </w:lvlOverride>
+  </w:num>
+  <w:num w:numId="13">
+    <w:abstractNumId w:val="4"/>
+  </w:num>
+  <w:num w:numId="14">
+    <w:abstractNumId w:val="4"/>
+  </w:num>
+  <w:num w:numId="15">
+    <w:abstractNumId w:val="4"/>
+  </w:num>
+  <w:num w:numId="16">
+    <w:abstractNumId w:val="4"/>
+  </w:num>
+  <w:num w:numId="17">
+    <w:abstractNumId w:val="4"/>
+  </w:num>
+  <w:num w:numId="18">
+    <w:abstractNumId w:val="4"/>
+  </w:num>
+  <w:num w:numId="19">
+    <w:abstractNumId w:val="4"/>
+  </w:num>
+  <w:num w:numId="20">
+    <w:abstractNumId w:val="4"/>
+  </w:num>
+  <w:num w:numId="21">
+    <w:abstractNumId w:val="4"/>
+  </w:num>
+  <w:num w:numId="22">
+    <w:abstractNumId w:val="4"/>
+  </w:num>
+  <w:num w:numId="23">
+    <w:abstractNumId w:val="4"/>
+  </w:num>
+  <w:num w:numId="24">
+    <w:abstractNumId w:val="4"/>
+  </w:num>
+  <w:num w:numId="25">
+    <w:abstractNumId w:val="4"/>
+  </w:num>
+  <w:num w:numId="26">
+    <w:abstractNumId w:val="4"/>
+  </w:num>
+  <w:num w:numId="27">
+    <w:abstractNumId w:val="4"/>
+  </w:num>
+  <w:num w:numId="28">
+    <w:abstractNumId w:val="4"/>
+  </w:num>
+  <w:num w:numId="29">
+    <w:abstractNumId w:val="4"/>
+  </w:num>
+  <w:num w:numId="30">
+    <w:abstractNumId w:val="4"/>
+  </w:num>
+  <w:num w:numId="31">
+    <w:abstractNumId w:val="4"/>
+  </w:num>
+  <w:num w:numId="32">
+    <w:abstractNumId w:val="4"/>
+  </w:num>
+  <w:num w:numId="33">
+    <w:abstractNumId w:val="4"/>
+  </w:num>
+  <w:num w:numId="34">
+    <w:abstractNumId w:val="4"/>
+  </w:num>
+  <w:num w:numId="35">
+    <w:abstractNumId w:val="4"/>
+  </w:num>
+  <w:num w:numId="36">
+    <w:abstractNumId w:val="4"/>
+  </w:num>
+  <w:num w:numId="37">
+    <w:abstractNumId w:val="4"/>
+  </w:num>
+  <w:num w:numId="38">
+    <w:abstractNumId w:val="4"/>
+  </w:num>
+  <w:num w:numId="39">
+    <w:abstractNumId w:val="4"/>
+  </w:num>
+  <w:num w:numId="40">
+    <w:abstractNumId w:val="4"/>
   </w:num>
 </w:numbering>
 </file>
@@ -24407,6 +24533,7 @@
     <w:qFormat/>
     <w:pPr>
       <w:widowControl/>
+      <w:suppressAutoHyphens w:val="true"/>
       <w:bidi w:val="0"/>
       <w:spacing w:before="0" w:after="0"/>
       <w:jc w:val="left"/>
@@ -24638,6 +24765,7 @@
     <w:qFormat/>
     <w:pPr>
       <w:widowControl/>
+      <w:suppressAutoHyphens w:val="true"/>
       <w:bidi w:val="0"/>
       <w:spacing w:before="0" w:after="0"/>
       <w:jc w:val="left"/>
@@ -24658,6 +24786,7 @@
     <w:qFormat/>
     <w:pPr>
       <w:widowControl/>
+      <w:suppressAutoHyphens w:val="true"/>
       <w:bidi w:val="0"/>
       <w:spacing w:before="0" w:after="0"/>
       <w:jc w:val="left"/>
